--- a/assets/pdf/Donald_Resume_extended.docx
+++ b/assets/pdf/Donald_Resume_extended.docx
@@ -544,13 +544,13 @@
         <w:t xml:space="preserve"> – </w:t>
       </w:r>
       <w:r>
-        <w:t>10/20</w:t>
-      </w:r>
-      <w:r>
-        <w:t>0</w:t>
-      </w:r>
-      <w:r>
         <w:t>9</w:t>
+      </w:r>
+      <w:r>
+        <w:t>/20</w:t>
+      </w:r>
+      <w:r>
+        <w:t>12</w:t>
       </w:r>
     </w:p>
     <w:p>
@@ -657,6 +657,207 @@
         </w:rPr>
         <w:t>Impact Assessments</w:t>
       </w:r>
+    </w:p>
+    <w:p>
+      <w:pPr>
+        <w:pStyle w:val="Heading3"/>
+        <w:ind w:left="720"/>
+      </w:pPr>
+      <w:r>
+        <w:lastRenderedPageBreak/>
+        <w:t>1/2</w:t>
+      </w:r>
+      <w:r>
+        <w:t>009</w:t>
+      </w:r>
+      <w:r>
+        <w:t xml:space="preserve"> – </w:t>
+      </w:r>
+      <w:r>
+        <w:t>9</w:t>
+      </w:r>
+      <w:r>
+        <w:t>/20</w:t>
+      </w:r>
+      <w:r>
+        <w:t>12</w:t>
+      </w:r>
+    </w:p>
+    <w:p>
+      <w:pPr>
+        <w:pStyle w:val="Heading2"/>
+        <w:ind w:left="720"/>
+      </w:pPr>
+      <w:r>
+        <w:t>Operations Engineer</w:t>
+      </w:r>
+      <w:r>
+        <w:t xml:space="preserve"> </w:t>
+      </w:r>
+      <w:proofErr w:type="spellStart"/>
+      <w:r>
+        <w:t>Asc</w:t>
+      </w:r>
+      <w:proofErr w:type="spellEnd"/>
+      <w:r>
+        <w:t xml:space="preserve">, </w:t>
+      </w:r>
+      <w:r>
+        <w:rPr>
+          <w:rStyle w:val="SubtleReference"/>
+        </w:rPr>
+        <w:t xml:space="preserve">Lockheed martin- </w:t>
+      </w:r>
+      <w:r>
+        <w:rPr>
+          <w:rStyle w:val="SubtleReference"/>
+        </w:rPr>
+        <w:t>MFC</w:t>
+      </w:r>
+      <w:r>
+        <w:rPr>
+          <w:rStyle w:val="SubtleReference"/>
+        </w:rPr>
+        <w:t xml:space="preserve"> </w:t>
+      </w:r>
+      <w:r>
+        <w:rPr>
+          <w:rStyle w:val="SubtleReference"/>
+        </w:rPr>
+        <w:t>GMLRS</w:t>
+      </w:r>
+    </w:p>
+    <w:p>
+      <w:pPr>
+        <w:ind w:left="720"/>
+      </w:pPr>
+      <w:r>
+        <w:t>OE role implementing process improvement, cost savings estimates, optimizing floor space layout, and designing ergonomic workstations layouts and tool aids. Time motion studies, performance reporting, and simulation modeling of material flow are also key responsibilities.</w:t>
+      </w:r>
+    </w:p>
+    <w:p>
+      <w:pPr>
+        <w:pStyle w:val="ListParagraph"/>
+        <w:numPr>
+          <w:ilvl w:val="0"/>
+          <w:numId w:val="16"/>
+        </w:numPr>
+        <w:spacing w:after="160" w:line="259" w:lineRule="auto"/>
+      </w:pPr>
+      <w:r>
+        <w:t>Process improvement tacking and implementation</w:t>
+      </w:r>
+    </w:p>
+    <w:p>
+      <w:pPr>
+        <w:pStyle w:val="ListParagraph"/>
+        <w:numPr>
+          <w:ilvl w:val="0"/>
+          <w:numId w:val="16"/>
+        </w:numPr>
+        <w:spacing w:after="160" w:line="259" w:lineRule="auto"/>
+      </w:pPr>
+      <w:r>
+        <w:t xml:space="preserve">Cost savings </w:t>
+      </w:r>
+    </w:p>
+    <w:p>
+      <w:pPr>
+        <w:pStyle w:val="ListParagraph"/>
+        <w:numPr>
+          <w:ilvl w:val="0"/>
+          <w:numId w:val="16"/>
+        </w:numPr>
+        <w:spacing w:after="160" w:line="259" w:lineRule="auto"/>
+      </w:pPr>
+      <w:r>
+        <w:t>Floor space layout</w:t>
+      </w:r>
+    </w:p>
+    <w:p>
+      <w:pPr>
+        <w:pStyle w:val="ListParagraph"/>
+        <w:numPr>
+          <w:ilvl w:val="0"/>
+          <w:numId w:val="16"/>
+        </w:numPr>
+        <w:spacing w:after="160" w:line="259" w:lineRule="auto"/>
+      </w:pPr>
+      <w:r>
+        <w:t>Ergonomic workstation design</w:t>
+      </w:r>
+    </w:p>
+    <w:p>
+      <w:pPr>
+        <w:pStyle w:val="ListParagraph"/>
+        <w:numPr>
+          <w:ilvl w:val="0"/>
+          <w:numId w:val="16"/>
+        </w:numPr>
+        <w:spacing w:after="160" w:line="259" w:lineRule="auto"/>
+      </w:pPr>
+      <w:r>
+        <w:t>Tool presentation, tool aid design</w:t>
+      </w:r>
+    </w:p>
+    <w:p>
+      <w:pPr>
+        <w:pStyle w:val="ListParagraph"/>
+        <w:numPr>
+          <w:ilvl w:val="0"/>
+          <w:numId w:val="16"/>
+        </w:numPr>
+        <w:spacing w:after="160" w:line="259" w:lineRule="auto"/>
+      </w:pPr>
+      <w:r>
+        <w:t>Time motion studies</w:t>
+      </w:r>
+    </w:p>
+    <w:p>
+      <w:pPr>
+        <w:pStyle w:val="ListParagraph"/>
+        <w:numPr>
+          <w:ilvl w:val="0"/>
+          <w:numId w:val="16"/>
+        </w:numPr>
+        <w:spacing w:after="160" w:line="259" w:lineRule="auto"/>
+      </w:pPr>
+      <w:r>
+        <w:t>Performance reporting</w:t>
+      </w:r>
+    </w:p>
+    <w:p>
+      <w:pPr>
+        <w:pStyle w:val="ListParagraph"/>
+        <w:numPr>
+          <w:ilvl w:val="0"/>
+          <w:numId w:val="16"/>
+        </w:numPr>
+        <w:spacing w:after="160" w:line="259" w:lineRule="auto"/>
+      </w:pPr>
+      <w:r>
+        <w:t>Simulation modeling of material flow</w:t>
+      </w:r>
+    </w:p>
+    <w:p>
+      <w:pPr>
+        <w:ind w:left="720"/>
+        <w:rPr>
+          <w:rStyle w:val="background-details"/>
+          <w:sz w:val="20"/>
+          <w:szCs w:val="20"/>
+        </w:rPr>
+      </w:pPr>
+    </w:p>
+    <w:p>
+      <w:pPr>
+        <w:ind w:left="720"/>
+        <w:rPr>
+          <w:rStyle w:val="background-details"/>
+          <w:sz w:val="20"/>
+          <w:szCs w:val="20"/>
+        </w:rPr>
+      </w:pPr>
     </w:p>
     <w:p>
       <w:pPr>
@@ -735,7 +936,19 @@
         <w:rPr>
           <w:rStyle w:val="SubtleReference"/>
         </w:rPr>
-        <w:t>New Mexico State University</w:t>
+        <w:t>New Mexico</w:t>
+      </w:r>
+      <w:r>
+        <w:rPr>
+          <w:rStyle w:val="SubtleReference"/>
+        </w:rPr>
+        <w:t xml:space="preserve"> </w:t>
+      </w:r>
+      <w:r>
+        <w:rPr>
+          <w:rStyle w:val="SubtleReference"/>
+        </w:rPr>
+        <w:t>State University</w:t>
       </w:r>
     </w:p>
     <w:p>
@@ -743,6 +956,29 @@
         <w:pStyle w:val="Heading3"/>
         <w:ind w:left="720"/>
       </w:pPr>
+    </w:p>
+    <w:p>
+      <w:pPr>
+        <w:sectPr>
+          <w:type w:val="continuous"/>
+          <w:pgSz w:w="12240" w:h="15840"/>
+          <w:pgMar w:top="720" w:right="720" w:bottom="720" w:left="720" w:header="720" w:footer="720" w:gutter="0"/>
+          <w:cols w:num="2" w:space="720"/>
+          <w:docGrid w:linePitch="360"/>
+        </w:sectPr>
+      </w:pPr>
+    </w:p>
+    <w:p>
+      <w:pPr>
+        <w:pStyle w:val="Heading3"/>
+        <w:ind w:left="720"/>
+      </w:pPr>
+    </w:p>
+    <w:p>
+      <w:pPr>
+        <w:pStyle w:val="Heading3"/>
+        <w:ind w:left="720"/>
+      </w:pPr>
       <w:r>
         <w:t>12/2008</w:t>
       </w:r>
@@ -755,7 +991,13 @@
         </w:rPr>
       </w:pPr>
       <w:r>
-        <w:t>BS Industrial engineering</w:t>
+        <w:t xml:space="preserve">BS Industrial </w:t>
+      </w:r>
+      <w:r>
+        <w:t>E</w:t>
+      </w:r>
+      <w:r>
+        <w:t>ngineering</w:t>
       </w:r>
       <w:r>
         <w:t xml:space="preserve">, </w:t>
@@ -794,6 +1036,22 @@
         </w:rPr>
         <w:t xml:space="preserve"> Paso</w:t>
       </w:r>
+    </w:p>
+    <w:p>
+      <w:pPr>
+        <w:rPr>
+          <w:rFonts w:asciiTheme="majorHAnsi" w:hAnsiTheme="majorHAnsi" w:cstheme="majorHAnsi"/>
+          <w:b/>
+          <w:sz w:val="28"/>
+        </w:rPr>
+        <w:sectPr>
+          <w:type w:val="continuous"/>
+          <w:pgSz w:w="12240" w:h="15840"/>
+          <w:pgMar w:top="720" w:right="720" w:bottom="720" w:left="720" w:header="720" w:footer="720" w:gutter="0"/>
+          <w:cols w:space="720"/>
+          <w:docGrid w:linePitch="360"/>
+        </w:sectPr>
+      </w:pPr>
     </w:p>
     <w:p>
       <w:pPr>
@@ -933,7 +1191,6 @@
         <w:t xml:space="preserve">Practitioner </w:t>
       </w:r>
       <w:hyperlink r:id="rId16" w:history="1">
-        <w:proofErr w:type="spellStart"/>
         <w:r>
           <w:rPr>
             <w:rStyle w:val="Hyperlink"/>
@@ -943,7 +1200,6 @@
           <w:t>Badge</w:t>
         </w:r>
       </w:hyperlink>
-      <w:proofErr w:type="spellEnd"/>
     </w:p>
     <w:p>
       <w:pPr>
@@ -1596,6 +1852,7 @@
           <w:smallCaps/>
           <w:color w:val="595959" w:themeColor="text1" w:themeTint="A6"/>
         </w:rPr>
+        <w:lastRenderedPageBreak/>
         <w:t>Lockheed Martin LM21 Green Belt</w:t>
       </w:r>
     </w:p>
@@ -1862,6 +2119,9 @@
       <w:r>
         <w:t>HTML, CSS</w:t>
       </w:r>
+      <w:r>
+        <w:t>, Fusion 360</w:t>
+      </w:r>
     </w:p>
     <w:p>
       <w:pPr>
@@ -1903,10 +2163,7 @@
         <w:t>Exploratory Data Analysis, Regression, Machine Learning, Process Improvement, Capacity analysis</w:t>
       </w:r>
       <w:r>
-        <w:t>, Data Viz</w:t>
-      </w:r>
-      <w:r>
-        <w:t xml:space="preserve">, </w:t>
+        <w:t xml:space="preserve">, Data Viz, </w:t>
       </w:r>
       <w:r>
         <w:t xml:space="preserve">Python, EDA, Process Improvements, A3, SQL, Regression, Impact Analysis, Excel, Machine Learning, Metric Reporting, HTML, Data Viz, Capacity Analysis, CSS, </w:t>
@@ -1923,7 +2180,6 @@
         <w:t>, Prompt Engineering</w:t>
       </w:r>
     </w:p>
-    <w:p/>
     <w:p>
       <w:pPr>
         <w:rPr>
@@ -1950,48 +2206,12 @@
           <w:u w:val="single"/>
         </w:rPr>
       </w:pPr>
-    </w:p>
-    <w:p>
-      <w:pPr>
+      <w:r>
         <w:rPr>
           <w:b/>
           <w:bCs/>
           <w:u w:val="single"/>
         </w:rPr>
-      </w:pPr>
-    </w:p>
-    <w:p>
-      <w:pPr>
-        <w:rPr>
-          <w:b/>
-          <w:bCs/>
-          <w:u w:val="single"/>
-        </w:rPr>
-      </w:pPr>
-    </w:p>
-    <w:p>
-      <w:pPr>
-        <w:rPr>
-          <w:b/>
-          <w:bCs/>
-          <w:u w:val="single"/>
-        </w:rPr>
-      </w:pPr>
-    </w:p>
-    <w:p>
-      <w:pPr>
-        <w:rPr>
-          <w:b/>
-          <w:bCs/>
-          <w:u w:val="single"/>
-        </w:rPr>
-      </w:pPr>
-      <w:r>
-        <w:rPr>
-          <w:b/>
-          <w:bCs/>
-          <w:u w:val="single"/>
-        </w:rPr>
         <w:t>Projects:</w:t>
       </w:r>
     </w:p>
@@ -2138,6 +2358,47 @@
     </w:p>
     <w:p>
       <w:pPr>
+        <w:pStyle w:val="aboutdescription"/>
+        <w:spacing w:before="0" w:beforeAutospacing="0"/>
+        <w:rPr>
+          <w:rFonts w:ascii="Poppins" w:hAnsi="Poppins" w:cs="Poppins"/>
+          <w:color w:val="6D6A7C"/>
+        </w:rPr>
+      </w:pPr>
+      <w:r>
+        <w:rPr>
+          <w:rFonts w:ascii="Poppins" w:hAnsi="Poppins" w:cs="Poppins"/>
+        </w:rPr>
+        <w:t xml:space="preserve">Food Not Food Text Classification </w:t>
+      </w:r>
+      <w:r>
+        <w:rPr>
+          <w:rFonts w:ascii="Apple Color Emoji" w:hAnsi="Apple Color Emoji" w:cs="Apple Color Emoji"/>
+        </w:rPr>
+        <w:t>🍕🫐</w:t>
+      </w:r>
+      <w:r>
+        <w:rPr>
+          <w:rFonts w:ascii="Apple Color Emoji" w:hAnsi="Apple Color Emoji" w:cs="Apple Color Emoji"/>
+        </w:rPr>
+        <w:t xml:space="preserve"> </w:t>
+      </w:r>
+      <w:r>
+        <w:rPr>
+          <w:rFonts w:ascii="Cambria" w:hAnsi="Cambria" w:cs="Apple Color Emoji"/>
+        </w:rPr>
+        <w:t xml:space="preserve">- </w:t>
+      </w:r>
+      <w:r>
+        <w:rPr>
+          <w:rFonts w:ascii="Poppins" w:hAnsi="Poppins" w:cs="Poppins"/>
+          <w:color w:val="6D6A7C"/>
+        </w:rPr>
+        <w:t>Binary classification model to determine if sentences are about food. Hosted on Hugging Face.</w:t>
+      </w:r>
+    </w:p>
+    <w:p>
+      <w:pPr>
         <w:pStyle w:val="Heading3"/>
         <w:spacing w:before="0"/>
         <w:rPr>
@@ -2150,64 +2411,76 @@
         <w:rPr>
           <w:rFonts w:ascii="Poppins" w:hAnsi="Poppins" w:cs="Poppins"/>
         </w:rPr>
-        <w:t xml:space="preserve">Food Not Food Text Classification </w:t>
-      </w:r>
+        <w:lastRenderedPageBreak/>
+        <w:t>Time Series Forecasting</w:t>
+      </w:r>
+      <w:r>
+        <w:rPr>
+          <w:rFonts w:ascii="Poppins" w:hAnsi="Poppins" w:cs="Poppins"/>
+        </w:rPr>
+        <w:t xml:space="preserve"> - </w:t>
+      </w:r>
+      <w:r>
+        <w:rPr>
+          <w:rFonts w:ascii="Poppins" w:hAnsi="Poppins" w:cs="Poppins"/>
+          <w:color w:val="6D6A7C"/>
+        </w:rPr>
+        <w:t xml:space="preserve">Modeling timeseries data using multiple machine </w:t>
+      </w:r>
+      <w:proofErr w:type="spellStart"/>
+      <w:r>
+        <w:rPr>
+          <w:rFonts w:ascii="Poppins" w:hAnsi="Poppins" w:cs="Poppins"/>
+          <w:color w:val="6D6A7C"/>
+        </w:rPr>
+        <w:t>learing</w:t>
+      </w:r>
+      <w:proofErr w:type="spellEnd"/>
+      <w:r>
+        <w:rPr>
+          <w:rFonts w:ascii="Poppins" w:hAnsi="Poppins" w:cs="Poppins"/>
+          <w:color w:val="6D6A7C"/>
+        </w:rPr>
+        <w:t xml:space="preserve"> </w:t>
+      </w:r>
+      <w:proofErr w:type="spellStart"/>
+      <w:r>
+        <w:rPr>
+          <w:rFonts w:ascii="Poppins" w:hAnsi="Poppins" w:cs="Poppins"/>
+          <w:color w:val="6D6A7C"/>
+        </w:rPr>
+        <w:t>meethods</w:t>
+      </w:r>
+      <w:proofErr w:type="spellEnd"/>
+      <w:r>
+        <w:rPr>
+          <w:rFonts w:ascii="Poppins" w:hAnsi="Poppins" w:cs="Poppins"/>
+          <w:color w:val="6D6A7C"/>
+        </w:rPr>
+        <w:t>. Uses Prophet model, tableau, excel</w:t>
+      </w:r>
+      <w:proofErr w:type="gramStart"/>
+      <w:r>
+        <w:rPr>
+          <w:rFonts w:ascii="Poppins" w:hAnsi="Poppins" w:cs="Poppins"/>
+          <w:color w:val="6D6A7C"/>
+        </w:rPr>
+        <w:t>...(</w:t>
+      </w:r>
+      <w:proofErr w:type="gramEnd"/>
       <w:r>
         <w:rPr>
           <w:rFonts w:ascii="Apple Color Emoji" w:hAnsi="Apple Color Emoji" w:cs="Apple Color Emoji"/>
-        </w:rPr>
-        <w:t>🍕🫐</w:t>
-      </w:r>
-      <w:r>
-        <w:rPr>
-          <w:rFonts w:ascii="Apple Color Emoji" w:hAnsi="Apple Color Emoji" w:cs="Apple Color Emoji"/>
-        </w:rPr>
-        <w:t xml:space="preserve"> </w:t>
-      </w:r>
-      <w:r>
-        <w:rPr>
-          <w:rFonts w:ascii="Cambria" w:hAnsi="Cambria" w:cs="Apple Color Emoji"/>
-        </w:rPr>
-        <w:t xml:space="preserve">- </w:t>
-      </w:r>
-      <w:r>
-        <w:rPr>
-          <w:rFonts w:ascii="Poppins" w:hAnsi="Poppins" w:cs="Poppins"/>
-          <w:color w:val="6D6A7C"/>
-        </w:rPr>
-        <w:t xml:space="preserve">This app is a personalized chatbot that uses OpenAI and </w:t>
-      </w:r>
-      <w:proofErr w:type="spellStart"/>
-      <w:r>
-        <w:rPr>
-          <w:rFonts w:ascii="Poppins" w:hAnsi="Poppins" w:cs="Poppins"/>
-          <w:color w:val="6D6A7C"/>
-        </w:rPr>
-        <w:t>LlamaIndex</w:t>
-      </w:r>
-      <w:proofErr w:type="spellEnd"/>
-      <w:r>
-        <w:rPr>
-          <w:rFonts w:ascii="Poppins" w:hAnsi="Poppins" w:cs="Poppins"/>
-          <w:color w:val="6D6A7C"/>
-        </w:rPr>
-        <w:t xml:space="preserve"> to answer questions based on my portfolio, hosted with a custom interface on </w:t>
-      </w:r>
-      <w:proofErr w:type="spellStart"/>
-      <w:r>
-        <w:rPr>
-          <w:rFonts w:ascii="Poppins" w:hAnsi="Poppins" w:cs="Poppins"/>
-          <w:color w:val="6D6A7C"/>
-        </w:rPr>
-        <w:t>HuggingFace</w:t>
-      </w:r>
-      <w:proofErr w:type="spellEnd"/>
-      <w:r>
-        <w:rPr>
-          <w:rFonts w:ascii="Poppins" w:hAnsi="Poppins" w:cs="Poppins"/>
-          <w:color w:val="6D6A7C"/>
-        </w:rPr>
-        <w:t xml:space="preserve"> Spaces.</w:t>
+          <w:color w:val="6D6A7C"/>
+        </w:rPr>
+        <w:t>🔜</w:t>
+      </w:r>
+      <w:r>
+        <w:rPr>
+          <w:rFonts w:ascii="Poppins" w:hAnsi="Poppins" w:cs="Poppins"/>
+          <w:color w:val="6D6A7C"/>
+        </w:rPr>
+        <w:t xml:space="preserve"> coming soon: SARIMAX, TF LSTM, Ensemble)</w:t>
       </w:r>
     </w:p>
     <w:p>
@@ -2224,7 +2497,7 @@
         <w:rPr>
           <w:rFonts w:ascii="Poppins" w:hAnsi="Poppins" w:cs="Poppins"/>
         </w:rPr>
-        <w:t>Time Series Forecasting</w:t>
+        <w:t>Multi-target Regression Model</w:t>
       </w:r>
       <w:r>
         <w:rPr>
@@ -2237,62 +2510,7 @@
           <w:rFonts w:ascii="Poppins" w:hAnsi="Poppins" w:cs="Poppins"/>
           <w:color w:val="6D6A7C"/>
         </w:rPr>
-        <w:t xml:space="preserve">Modeling timeseries data using multiple machine </w:t>
-      </w:r>
-      <w:proofErr w:type="spellStart"/>
-      <w:r>
-        <w:rPr>
-          <w:rFonts w:ascii="Poppins" w:hAnsi="Poppins" w:cs="Poppins"/>
-          <w:color w:val="6D6A7C"/>
-        </w:rPr>
-        <w:t>learing</w:t>
-      </w:r>
-      <w:proofErr w:type="spellEnd"/>
-      <w:r>
-        <w:rPr>
-          <w:rFonts w:ascii="Poppins" w:hAnsi="Poppins" w:cs="Poppins"/>
-          <w:color w:val="6D6A7C"/>
-        </w:rPr>
-        <w:t xml:space="preserve"> </w:t>
-      </w:r>
-      <w:proofErr w:type="spellStart"/>
-      <w:r>
-        <w:rPr>
-          <w:rFonts w:ascii="Poppins" w:hAnsi="Poppins" w:cs="Poppins"/>
-          <w:color w:val="6D6A7C"/>
-        </w:rPr>
-        <w:t>meethods</w:t>
-      </w:r>
-      <w:proofErr w:type="spellEnd"/>
-      <w:r>
-        <w:rPr>
-          <w:rFonts w:ascii="Poppins" w:hAnsi="Poppins" w:cs="Poppins"/>
-          <w:color w:val="6D6A7C"/>
-        </w:rPr>
-        <w:t>. Uses Prophet model, tableau, excel</w:t>
-      </w:r>
-      <w:proofErr w:type="gramStart"/>
-      <w:r>
-        <w:rPr>
-          <w:rFonts w:ascii="Poppins" w:hAnsi="Poppins" w:cs="Poppins"/>
-          <w:color w:val="6D6A7C"/>
-        </w:rPr>
-        <w:t>...(</w:t>
-      </w:r>
-      <w:proofErr w:type="gramEnd"/>
-      <w:r>
-        <w:rPr>
-          <w:rFonts w:ascii="Apple Color Emoji" w:hAnsi="Apple Color Emoji" w:cs="Apple Color Emoji"/>
-          <w:color w:val="6D6A7C"/>
-        </w:rPr>
-        <w:t>🔜</w:t>
-      </w:r>
-      <w:r>
-        <w:rPr>
-          <w:rFonts w:ascii="Poppins" w:hAnsi="Poppins" w:cs="Poppins"/>
-          <w:color w:val="6D6A7C"/>
-        </w:rPr>
-        <w:t xml:space="preserve"> coming soon: SARIMAX, TF LSTM, Ensemble)</w:t>
+        <w:t>Forecasting product completion times using multi-output regression.</w:t>
       </w:r>
     </w:p>
     <w:p>
@@ -2309,7 +2527,7 @@
         <w:rPr>
           <w:rFonts w:ascii="Poppins" w:hAnsi="Poppins" w:cs="Poppins"/>
         </w:rPr>
-        <w:t>Multi-target Regression Model</w:t>
+        <w:t>Crop Classification and Clustering Model</w:t>
       </w:r>
       <w:r>
         <w:rPr>
@@ -2322,7 +2540,7 @@
           <w:rFonts w:ascii="Poppins" w:hAnsi="Poppins" w:cs="Poppins"/>
           <w:color w:val="6D6A7C"/>
         </w:rPr>
-        <w:t>Forecasting product completion times using multi-output regression.</w:t>
+        <w:t>Multi-class Crop classification and clustering model built to recommend which farm crop to plant based on soil characteristics.</w:t>
       </w:r>
     </w:p>
     <w:p>
@@ -2339,20 +2557,28 @@
         <w:rPr>
           <w:rFonts w:ascii="Poppins" w:hAnsi="Poppins" w:cs="Poppins"/>
         </w:rPr>
-        <w:t>Crop Classification and Clustering Model</w:t>
-      </w:r>
-      <w:r>
-        <w:rPr>
-          <w:rFonts w:ascii="Poppins" w:hAnsi="Poppins" w:cs="Poppins"/>
-        </w:rPr>
-        <w:t xml:space="preserve"> - </w:t>
-      </w:r>
-      <w:r>
-        <w:rPr>
-          <w:rFonts w:ascii="Poppins" w:hAnsi="Poppins" w:cs="Poppins"/>
-          <w:color w:val="6D6A7C"/>
-        </w:rPr>
-        <w:t>Multi-class Crop classification and clustering model built to recommend which farm crop to plant based on soil characteristics.</w:t>
+        <w:t>Online retail sales exploratory data analysis</w:t>
+      </w:r>
+      <w:r>
+        <w:rPr>
+          <w:rStyle w:val="apple-converted-space"/>
+          <w:rFonts w:ascii="Poppins" w:hAnsi="Poppins" w:cs="Poppins"/>
+        </w:rPr>
+        <w:t> </w:t>
+      </w:r>
+      <w:r>
+        <w:rPr>
+          <w:rStyle w:val="apple-converted-space"/>
+          <w:rFonts w:ascii="Poppins" w:hAnsi="Poppins" w:cs="Poppins"/>
+        </w:rPr>
+        <w:t xml:space="preserve">- </w:t>
+      </w:r>
+      <w:r>
+        <w:rPr>
+          <w:rFonts w:ascii="Poppins" w:hAnsi="Poppins" w:cs="Poppins"/>
+          <w:color w:val="6D6A7C"/>
+        </w:rPr>
+        <w:t>Gaining some practice performing exploratory data analysis, since this is often one of the first steps in preparing data for machine learning.</w:t>
       </w:r>
     </w:p>
     <w:p>
@@ -2369,28 +2595,20 @@
         <w:rPr>
           <w:rFonts w:ascii="Poppins" w:hAnsi="Poppins" w:cs="Poppins"/>
         </w:rPr>
-        <w:t>Online retail sales exploratory data analysis</w:t>
-      </w:r>
-      <w:r>
-        <w:rPr>
-          <w:rStyle w:val="apple-converted-space"/>
-          <w:rFonts w:ascii="Poppins" w:hAnsi="Poppins" w:cs="Poppins"/>
-        </w:rPr>
-        <w:t> </w:t>
-      </w:r>
-      <w:r>
-        <w:rPr>
-          <w:rStyle w:val="apple-converted-space"/>
-          <w:rFonts w:ascii="Poppins" w:hAnsi="Poppins" w:cs="Poppins"/>
-        </w:rPr>
-        <w:t xml:space="preserve">- </w:t>
-      </w:r>
-      <w:r>
-        <w:rPr>
-          <w:rFonts w:ascii="Poppins" w:hAnsi="Poppins" w:cs="Poppins"/>
-          <w:color w:val="6D6A7C"/>
-        </w:rPr>
-        <w:t>Gaining some practice performing exploratory data analysis, since this is often one of the first steps in preparing data for machine learning.</w:t>
+        <w:t>Relational Network Diagram</w:t>
+      </w:r>
+      <w:r>
+        <w:rPr>
+          <w:rFonts w:ascii="Poppins" w:hAnsi="Poppins" w:cs="Poppins"/>
+        </w:rPr>
+        <w:t xml:space="preserve"> - </w:t>
+      </w:r>
+      <w:r>
+        <w:rPr>
+          <w:rFonts w:ascii="Poppins" w:hAnsi="Poppins" w:cs="Poppins"/>
+          <w:color w:val="6D6A7C"/>
+        </w:rPr>
+        <w:t>A relational interactive Marvel network, precedence diagram.</w:t>
       </w:r>
     </w:p>
     <w:p>
@@ -2407,7 +2625,7 @@
         <w:rPr>
           <w:rFonts w:ascii="Poppins" w:hAnsi="Poppins" w:cs="Poppins"/>
         </w:rPr>
-        <w:t>Relational Network Diagram</w:t>
+        <w:t>2 Sample Hypothesis T-test</w:t>
       </w:r>
       <w:r>
         <w:rPr>
@@ -2420,14 +2638,7 @@
           <w:rFonts w:ascii="Poppins" w:hAnsi="Poppins" w:cs="Poppins"/>
           <w:color w:val="6D6A7C"/>
         </w:rPr>
-        <w:t>A relational interactive Marvel network</w:t>
-      </w:r>
-      <w:r>
-        <w:rPr>
-          <w:rFonts w:ascii="Poppins" w:hAnsi="Poppins" w:cs="Poppins"/>
-          <w:color w:val="6D6A7C"/>
-        </w:rPr>
-        <w:t>, precedence diagram.</w:t>
+        <w:t>Utilizing hypothesis testing t-tests to validate process improvements initiatives. Created a template and custom p-value function to interpret the results of the hypothesis tests.</w:t>
       </w:r>
     </w:p>
     <w:p>
@@ -2444,7 +2655,7 @@
         <w:rPr>
           <w:rFonts w:ascii="Poppins" w:hAnsi="Poppins" w:cs="Poppins"/>
         </w:rPr>
-        <w:t>2 Sample Hypothesis T-test</w:t>
+        <w:t>Linear Programming Optimization</w:t>
       </w:r>
       <w:r>
         <w:rPr>
@@ -2457,7 +2668,7 @@
           <w:rFonts w:ascii="Poppins" w:hAnsi="Poppins" w:cs="Poppins"/>
           <w:color w:val="6D6A7C"/>
         </w:rPr>
-        <w:t>Utilizing hypothesis testing t-tests to validate process improvements initiatives. Created a template and custom p-value function to interpret the results of the hypothesis tests.</w:t>
+        <w:t>Rebalance 100 students on 7 teams into 5 new teams of different sizes, using Linear Programming to minimize the difference between the avg team score. Making the teams as balanced as possible.</w:t>
       </w:r>
     </w:p>
     <w:p>
@@ -2466,28 +2677,21 @@
         <w:spacing w:before="0"/>
         <w:rPr>
           <w:rFonts w:ascii="Poppins" w:hAnsi="Poppins" w:cs="Poppins"/>
-          <w:sz w:val="27"/>
-          <w:szCs w:val="27"/>
-        </w:rPr>
-      </w:pPr>
-      <w:r>
-        <w:rPr>
-          <w:rFonts w:ascii="Poppins" w:hAnsi="Poppins" w:cs="Poppins"/>
-        </w:rPr>
-        <w:t>Linear Programming Optimization</w:t>
-      </w:r>
-      <w:r>
-        <w:rPr>
-          <w:rFonts w:ascii="Poppins" w:hAnsi="Poppins" w:cs="Poppins"/>
-        </w:rPr>
-        <w:t xml:space="preserve"> - </w:t>
-      </w:r>
-      <w:r>
-        <w:rPr>
-          <w:rFonts w:ascii="Poppins" w:hAnsi="Poppins" w:cs="Poppins"/>
-          <w:color w:val="6D6A7C"/>
-        </w:rPr>
-        <w:t>Rebalance 100 students on 7 teams into 5 new teams of different sizes, using Linear Programming to minimize the difference between the avg team score. Making the teams as balanced as possible.</w:t>
+          <w:color w:val="6D6A7C"/>
+        </w:rPr>
+      </w:pPr>
+      <w:r>
+        <w:rPr>
+          <w:rFonts w:ascii="Poppins" w:hAnsi="Poppins" w:cs="Poppins"/>
+        </w:rPr>
+        <w:t xml:space="preserve">Critical path identification - </w:t>
+      </w:r>
+      <w:r>
+        <w:rPr>
+          <w:rFonts w:ascii="Poppins" w:hAnsi="Poppins" w:cs="Poppins"/>
+          <w:color w:val="6D6A7C"/>
+        </w:rPr>
+        <w:t>Identify the critical path in a network along with path length in a precedence diagram using python.</w:t>
       </w:r>
     </w:p>
     <w:p>
@@ -2503,30 +2707,6 @@
         <w:rPr>
           <w:rFonts w:ascii="Poppins" w:hAnsi="Poppins" w:cs="Poppins"/>
         </w:rPr>
-        <w:t xml:space="preserve">Critical path identification - </w:t>
-      </w:r>
-      <w:r>
-        <w:rPr>
-          <w:rFonts w:ascii="Poppins" w:hAnsi="Poppins" w:cs="Poppins"/>
-          <w:color w:val="6D6A7C"/>
-        </w:rPr>
-        <w:t>Identify the critical path in a network along with path length in a precedence diagram using python.</w:t>
-      </w:r>
-    </w:p>
-    <w:p>
-      <w:pPr>
-        <w:pStyle w:val="Heading3"/>
-        <w:spacing w:before="0"/>
-        <w:rPr>
-          <w:rFonts w:ascii="Poppins" w:hAnsi="Poppins" w:cs="Poppins"/>
-          <w:sz w:val="27"/>
-          <w:szCs w:val="27"/>
-        </w:rPr>
-      </w:pPr>
-      <w:r>
-        <w:rPr>
-          <w:rFonts w:ascii="Poppins" w:hAnsi="Poppins" w:cs="Poppins"/>
-        </w:rPr>
         <w:t xml:space="preserve">Portfolio Chatbot RAG model </w:t>
       </w:r>
       <w:r>
@@ -2535,22 +2715,56 @@
         </w:rPr>
         <w:t>🤖</w:t>
       </w:r>
-    </w:p>
-    <w:p>
-      <w:pPr>
-        <w:pStyle w:val="aboutdescription"/>
-        <w:spacing w:before="0" w:beforeAutospacing="0"/>
-        <w:rPr>
-          <w:rFonts w:ascii="Poppins" w:hAnsi="Poppins" w:cs="Poppins"/>
-          <w:color w:val="6D6A7C"/>
-        </w:rPr>
-      </w:pPr>
-      <w:r>
-        <w:rPr>
-          <w:rFonts w:ascii="Poppins" w:hAnsi="Poppins" w:cs="Poppins"/>
-          <w:color w:val="6D6A7C"/>
-        </w:rPr>
-        <w:t>Binary classification model to determine if sentences are about food. Hosted on Hugging Face.</w:t>
+      <w:r>
+        <w:rPr>
+          <w:rFonts w:ascii="Apple Color Emoji" w:hAnsi="Apple Color Emoji" w:cs="Apple Color Emoji"/>
+        </w:rPr>
+        <w:t xml:space="preserve"> </w:t>
+      </w:r>
+      <w:r>
+        <w:rPr>
+          <w:rFonts w:ascii="Cambria" w:hAnsi="Cambria" w:cs="Apple Color Emoji"/>
+        </w:rPr>
+        <w:t xml:space="preserve">- </w:t>
+      </w:r>
+      <w:r>
+        <w:rPr>
+          <w:rFonts w:ascii="Poppins" w:hAnsi="Poppins" w:cs="Poppins"/>
+          <w:color w:val="6D6A7C"/>
+        </w:rPr>
+        <w:t xml:space="preserve">This app is a personalized chatbot that uses OpenAI and </w:t>
+      </w:r>
+      <w:proofErr w:type="spellStart"/>
+      <w:r>
+        <w:rPr>
+          <w:rFonts w:ascii="Poppins" w:hAnsi="Poppins" w:cs="Poppins"/>
+          <w:color w:val="6D6A7C"/>
+        </w:rPr>
+        <w:t>LlamaIndex</w:t>
+      </w:r>
+      <w:proofErr w:type="spellEnd"/>
+      <w:r>
+        <w:rPr>
+          <w:rFonts w:ascii="Poppins" w:hAnsi="Poppins" w:cs="Poppins"/>
+          <w:color w:val="6D6A7C"/>
+        </w:rPr>
+        <w:t xml:space="preserve"> to answer questions based on my portfolio, hosted with a custom interface on </w:t>
+      </w:r>
+      <w:proofErr w:type="spellStart"/>
+      <w:r>
+        <w:rPr>
+          <w:rFonts w:ascii="Poppins" w:hAnsi="Poppins" w:cs="Poppins"/>
+          <w:color w:val="6D6A7C"/>
+        </w:rPr>
+        <w:t>HuggingFace</w:t>
+      </w:r>
+      <w:proofErr w:type="spellEnd"/>
+      <w:r>
+        <w:rPr>
+          <w:rFonts w:ascii="Poppins" w:hAnsi="Poppins" w:cs="Poppins"/>
+          <w:color w:val="6D6A7C"/>
+        </w:rPr>
+        <w:t xml:space="preserve"> Spaces.</w:t>
       </w:r>
     </w:p>
     <w:p/>
@@ -4500,6 +4714,119 @@
     </w:lvl>
   </w:abstractNum>
   <w:abstractNum w:abstractNumId="14" w15:restartNumberingAfterBreak="0">
+    <w:nsid w:val="60BD0CC4"/>
+    <w:multiLevelType w:val="hybridMultilevel"/>
+    <w:tmpl w:val="F530CF10"/>
+    <w:lvl w:ilvl="0" w:tplc="04090001">
+      <w:start w:val="1"/>
+      <w:numFmt w:val="bullet"/>
+      <w:lvlText w:val=""/>
+      <w:lvlJc w:val="left"/>
+      <w:pPr>
+        <w:ind w:left="1440" w:hanging="360"/>
+      </w:pPr>
+      <w:rPr>
+        <w:rFonts w:ascii="Symbol" w:hAnsi="Symbol" w:hint="default"/>
+      </w:rPr>
+    </w:lvl>
+    <w:lvl w:ilvl="1" w:tplc="04090003" w:tentative="1">
+      <w:start w:val="1"/>
+      <w:numFmt w:val="bullet"/>
+      <w:lvlText w:val="o"/>
+      <w:lvlJc w:val="left"/>
+      <w:pPr>
+        <w:ind w:left="2160" w:hanging="360"/>
+      </w:pPr>
+      <w:rPr>
+        <w:rFonts w:ascii="Courier New" w:hAnsi="Courier New" w:cs="Courier New" w:hint="default"/>
+      </w:rPr>
+    </w:lvl>
+    <w:lvl w:ilvl="2" w:tplc="04090005" w:tentative="1">
+      <w:start w:val="1"/>
+      <w:numFmt w:val="bullet"/>
+      <w:lvlText w:val=""/>
+      <w:lvlJc w:val="left"/>
+      <w:pPr>
+        <w:ind w:left="2880" w:hanging="360"/>
+      </w:pPr>
+      <w:rPr>
+        <w:rFonts w:ascii="Wingdings" w:hAnsi="Wingdings" w:hint="default"/>
+      </w:rPr>
+    </w:lvl>
+    <w:lvl w:ilvl="3" w:tplc="04090001" w:tentative="1">
+      <w:start w:val="1"/>
+      <w:numFmt w:val="bullet"/>
+      <w:lvlText w:val=""/>
+      <w:lvlJc w:val="left"/>
+      <w:pPr>
+        <w:ind w:left="3600" w:hanging="360"/>
+      </w:pPr>
+      <w:rPr>
+        <w:rFonts w:ascii="Symbol" w:hAnsi="Symbol" w:hint="default"/>
+      </w:rPr>
+    </w:lvl>
+    <w:lvl w:ilvl="4" w:tplc="04090003" w:tentative="1">
+      <w:start w:val="1"/>
+      <w:numFmt w:val="bullet"/>
+      <w:lvlText w:val="o"/>
+      <w:lvlJc w:val="left"/>
+      <w:pPr>
+        <w:ind w:left="4320" w:hanging="360"/>
+      </w:pPr>
+      <w:rPr>
+        <w:rFonts w:ascii="Courier New" w:hAnsi="Courier New" w:cs="Courier New" w:hint="default"/>
+      </w:rPr>
+    </w:lvl>
+    <w:lvl w:ilvl="5" w:tplc="04090005" w:tentative="1">
+      <w:start w:val="1"/>
+      <w:numFmt w:val="bullet"/>
+      <w:lvlText w:val=""/>
+      <w:lvlJc w:val="left"/>
+      <w:pPr>
+        <w:ind w:left="5040" w:hanging="360"/>
+      </w:pPr>
+      <w:rPr>
+        <w:rFonts w:ascii="Wingdings" w:hAnsi="Wingdings" w:hint="default"/>
+      </w:rPr>
+    </w:lvl>
+    <w:lvl w:ilvl="6" w:tplc="04090001" w:tentative="1">
+      <w:start w:val="1"/>
+      <w:numFmt w:val="bullet"/>
+      <w:lvlText w:val=""/>
+      <w:lvlJc w:val="left"/>
+      <w:pPr>
+        <w:ind w:left="5760" w:hanging="360"/>
+      </w:pPr>
+      <w:rPr>
+        <w:rFonts w:ascii="Symbol" w:hAnsi="Symbol" w:hint="default"/>
+      </w:rPr>
+    </w:lvl>
+    <w:lvl w:ilvl="7" w:tplc="04090003" w:tentative="1">
+      <w:start w:val="1"/>
+      <w:numFmt w:val="bullet"/>
+      <w:lvlText w:val="o"/>
+      <w:lvlJc w:val="left"/>
+      <w:pPr>
+        <w:ind w:left="6480" w:hanging="360"/>
+      </w:pPr>
+      <w:rPr>
+        <w:rFonts w:ascii="Courier New" w:hAnsi="Courier New" w:cs="Courier New" w:hint="default"/>
+      </w:rPr>
+    </w:lvl>
+    <w:lvl w:ilvl="8" w:tplc="04090005" w:tentative="1">
+      <w:start w:val="1"/>
+      <w:numFmt w:val="bullet"/>
+      <w:lvlText w:val=""/>
+      <w:lvlJc w:val="left"/>
+      <w:pPr>
+        <w:ind w:left="7200" w:hanging="360"/>
+      </w:pPr>
+      <w:rPr>
+        <w:rFonts w:ascii="Wingdings" w:hAnsi="Wingdings" w:hint="default"/>
+      </w:rPr>
+    </w:lvl>
+  </w:abstractNum>
+  <w:abstractNum w:abstractNumId="15" w15:restartNumberingAfterBreak="0">
     <w:nsid w:val="67AF7040"/>
     <w:multiLevelType w:val="hybridMultilevel"/>
     <w:tmpl w:val="415273DC"/>
@@ -4625,7 +4952,7 @@
     <w:abstractNumId w:val="6"/>
   </w:num>
   <w:num w:numId="5" w16cid:durableId="1219123488">
-    <w:abstractNumId w:val="14"/>
+    <w:abstractNumId w:val="15"/>
   </w:num>
   <w:num w:numId="6" w16cid:durableId="1937980169">
     <w:abstractNumId w:val="2"/>
@@ -4656,6 +4983,9 @@
   </w:num>
   <w:num w:numId="15" w16cid:durableId="988827180">
     <w:abstractNumId w:val="8"/>
+  </w:num>
+  <w:num w:numId="16" w16cid:durableId="455566333">
+    <w:abstractNumId w:val="14"/>
   </w:num>
 </w:numbering>
 </file>
@@ -5137,6 +5467,7 @@
   <w:style w:type="character" w:default="1" w:styleId="DefaultParagraphFont">
     <w:name w:val="Default Paragraph Font"/>
     <w:uiPriority w:val="1"/>
+    <w:semiHidden/>
     <w:unhideWhenUsed/>
   </w:style>
   <w:style w:type="table" w:default="1" w:styleId="TableNormal">

--- a/assets/pdf/Donald_Resume_extended.docx
+++ b/assets/pdf/Donald_Resume_extended.docx
@@ -665,22 +665,13 @@
       </w:pPr>
       <w:r>
         <w:lastRenderedPageBreak/>
-        <w:t>1/2</w:t>
-      </w:r>
-      <w:r>
-        <w:t>009</w:t>
+        <w:t>1/2009</w:t>
       </w:r>
       <w:r>
         <w:t xml:space="preserve"> – </w:t>
       </w:r>
       <w:r>
-        <w:t>9</w:t>
-      </w:r>
-      <w:r>
-        <w:t>/20</w:t>
-      </w:r>
-      <w:r>
-        <w:t>12</w:t>
+        <w:t>9/2012</w:t>
       </w:r>
     </w:p>
     <w:p>
@@ -689,10 +680,7 @@
         <w:ind w:left="720"/>
       </w:pPr>
       <w:r>
-        <w:t>Operations Engineer</w:t>
-      </w:r>
-      <w:r>
-        <w:t xml:space="preserve"> </w:t>
+        <w:t xml:space="preserve">Operations Engineer </w:t>
       </w:r>
       <w:proofErr w:type="spellStart"/>
       <w:r>
@@ -706,25 +694,7 @@
         <w:rPr>
           <w:rStyle w:val="SubtleReference"/>
         </w:rPr>
-        <w:t xml:space="preserve">Lockheed martin- </w:t>
-      </w:r>
-      <w:r>
-        <w:rPr>
-          <w:rStyle w:val="SubtleReference"/>
-        </w:rPr>
-        <w:t>MFC</w:t>
-      </w:r>
-      <w:r>
-        <w:rPr>
-          <w:rStyle w:val="SubtleReference"/>
-        </w:rPr>
-        <w:t xml:space="preserve"> </w:t>
-      </w:r>
-      <w:r>
-        <w:rPr>
-          <w:rStyle w:val="SubtleReference"/>
-        </w:rPr>
-        <w:t>GMLRS</w:t>
+        <w:t>Lockheed martin- MFC GMLRS</w:t>
       </w:r>
     </w:p>
     <w:p>
@@ -834,39 +804,13 @@
           <w:numId w:val="16"/>
         </w:numPr>
         <w:spacing w:after="160" w:line="259" w:lineRule="auto"/>
+        <w:rPr>
+          <w:rStyle w:val="background-details"/>
+        </w:rPr>
       </w:pPr>
       <w:r>
         <w:t>Simulation modeling of material flow</w:t>
       </w:r>
-    </w:p>
-    <w:p>
-      <w:pPr>
-        <w:ind w:left="720"/>
-        <w:rPr>
-          <w:rStyle w:val="background-details"/>
-          <w:sz w:val="20"/>
-          <w:szCs w:val="20"/>
-        </w:rPr>
-      </w:pPr>
-    </w:p>
-    <w:p>
-      <w:pPr>
-        <w:ind w:left="720"/>
-        <w:rPr>
-          <w:rStyle w:val="background-details"/>
-          <w:sz w:val="20"/>
-          <w:szCs w:val="20"/>
-        </w:rPr>
-      </w:pPr>
-    </w:p>
-    <w:p>
-      <w:pPr>
-        <w:rPr>
-          <w:rStyle w:val="background-details"/>
-          <w:sz w:val="20"/>
-          <w:szCs w:val="20"/>
-        </w:rPr>
-      </w:pPr>
     </w:p>
     <w:p>
       <w:pPr>
@@ -1852,7 +1796,6 @@
           <w:smallCaps/>
           <w:color w:val="595959" w:themeColor="text1" w:themeTint="A6"/>
         </w:rPr>
-        <w:lastRenderedPageBreak/>
         <w:t>Lockheed Martin LM21 Green Belt</w:t>
       </w:r>
     </w:p>
@@ -1931,6 +1874,7 @@
           <w:sz w:val="18"/>
           <w:szCs w:val="18"/>
         </w:rPr>
+        <w:lastRenderedPageBreak/>
         <w:t>Process Mapping</w:t>
       </w:r>
     </w:p>
@@ -2033,15 +1977,38 @@
           <w:sz w:val="28"/>
         </w:rPr>
       </w:pPr>
-    </w:p>
-    <w:p>
       <w:r>
         <w:rPr>
           <w:rFonts w:asciiTheme="majorHAnsi" w:hAnsiTheme="majorHAnsi" w:cstheme="majorHAnsi"/>
           <w:b/>
           <w:sz w:val="28"/>
         </w:rPr>
+        <w:t>Skills:</w:t>
+      </w:r>
+    </w:p>
+    <w:p>
+      <w:pPr>
+        <w:pStyle w:val="ListParagraph"/>
+        <w:numPr>
+          <w:ilvl w:val="0"/>
+          <w:numId w:val="18"/>
+        </w:numPr>
+      </w:pPr>
+      <w:r>
+        <w:rPr>
+          <w:rFonts w:asciiTheme="majorHAnsi" w:hAnsiTheme="majorHAnsi" w:cstheme="majorHAnsi"/>
+          <w:b/>
+          <w:sz w:val="28"/>
+        </w:rPr>
         <w:t>Software</w:t>
+      </w:r>
+      <w:r>
+        <w:rPr>
+          <w:rFonts w:asciiTheme="majorHAnsi" w:hAnsiTheme="majorHAnsi" w:cstheme="majorHAnsi"/>
+          <w:b/>
+          <w:sz w:val="28"/>
+        </w:rPr>
+        <w:t xml:space="preserve"> skills</w:t>
       </w:r>
       <w:r>
         <w:rPr>
@@ -2122,18 +2089,102 @@
       <w:r>
         <w:t>, Fusion 360</w:t>
       </w:r>
-    </w:p>
-    <w:p>
-      <w:pPr>
+      <w:r>
+        <w:t>, VBA</w:t>
+      </w:r>
+    </w:p>
+    <w:p>
+      <w:pPr>
+        <w:pStyle w:val="ListParagraph"/>
+        <w:numPr>
+          <w:ilvl w:val="0"/>
+          <w:numId w:val="18"/>
+        </w:numPr>
         <w:rPr>
           <w:rFonts w:asciiTheme="majorHAnsi" w:hAnsiTheme="majorHAnsi" w:cstheme="majorHAnsi"/>
           <w:b/>
           <w:sz w:val="28"/>
         </w:rPr>
       </w:pPr>
-    </w:p>
-    <w:p>
-      <w:pPr>
+      <w:r>
+        <w:rPr>
+          <w:color w:val="4472C4" w:themeColor="accent1"/>
+        </w:rPr>
+        <w:t xml:space="preserve">Data Analysis Skills: </w:t>
+      </w:r>
+      <w:r>
+        <w:rPr>
+          <w:color w:val="4472C4" w:themeColor="accent1"/>
+        </w:rPr>
+        <w:t xml:space="preserve">Exploratory Data Analysis, Regression, Machine Learning, </w:t>
+      </w:r>
+      <w:r>
+        <w:t xml:space="preserve">Data </w:t>
+      </w:r>
+      <w:r>
+        <w:t xml:space="preserve">Visualization, </w:t>
+      </w:r>
+      <w:proofErr w:type="spellStart"/>
+      <w:r>
+        <w:t>Tensorflow</w:t>
+      </w:r>
+      <w:proofErr w:type="spellEnd"/>
+      <w:r>
+        <w:t>,</w:t>
+      </w:r>
+      <w:r>
+        <w:t xml:space="preserve"> </w:t>
+      </w:r>
+      <w:r>
+        <w:t>NLP,</w:t>
+      </w:r>
+      <w:r>
+        <w:t xml:space="preserve"> </w:t>
+      </w:r>
+      <w:r>
+        <w:t>Timeseries forecasting,</w:t>
+      </w:r>
+      <w:r>
+        <w:t xml:space="preserve"> </w:t>
+      </w:r>
+      <w:r>
+        <w:t>Hypothesis Testing,</w:t>
+      </w:r>
+      <w:r>
+        <w:t xml:space="preserve"> </w:t>
+      </w:r>
+      <w:r>
+        <w:t>A/B Testing,</w:t>
+      </w:r>
+      <w:r>
+        <w:t xml:space="preserve"> </w:t>
+      </w:r>
+      <w:r>
+        <w:t>Casual Impacts,</w:t>
+      </w:r>
+      <w:r>
+        <w:t xml:space="preserve"> </w:t>
+      </w:r>
+      <w:r>
+        <w:t>Matching,</w:t>
+      </w:r>
+      <w:r>
+        <w:t xml:space="preserve"> </w:t>
+      </w:r>
+      <w:r>
+        <w:t>RFM Segmentation, Gaussian Mixture, Multivariate A/B Testing, Clustering, Operation Research, Anomaly Detection</w:t>
+      </w:r>
+      <w:r>
+        <w:t>, Prompt Engineering</w:t>
+      </w:r>
+    </w:p>
+    <w:p>
+      <w:pPr>
+        <w:pStyle w:val="ListParagraph"/>
+        <w:numPr>
+          <w:ilvl w:val="0"/>
+          <w:numId w:val="18"/>
+        </w:numPr>
         <w:rPr>
           <w:rFonts w:asciiTheme="majorHAnsi" w:hAnsiTheme="majorHAnsi" w:cstheme="majorHAnsi"/>
           <w:b/>
@@ -2142,42 +2193,27 @@
       </w:pPr>
       <w:r>
         <w:rPr>
-          <w:rFonts w:asciiTheme="majorHAnsi" w:hAnsiTheme="majorHAnsi" w:cstheme="majorHAnsi"/>
-          <w:b/>
-          <w:sz w:val="28"/>
-        </w:rPr>
-        <w:t>Skills</w:t>
-      </w:r>
-      <w:r>
-        <w:rPr>
-          <w:rFonts w:asciiTheme="majorHAnsi" w:hAnsiTheme="majorHAnsi" w:cstheme="majorHAnsi"/>
-          <w:b/>
-          <w:sz w:val="28"/>
-        </w:rPr>
-        <w:t xml:space="preserve">: </w:t>
-      </w:r>
-      <w:r>
-        <w:rPr>
           <w:color w:val="4472C4" w:themeColor="accent1"/>
         </w:rPr>
-        <w:t>Exploratory Data Analysis, Regression, Machine Learning, Process Improvement, Capacity analysis</w:t>
-      </w:r>
-      <w:r>
-        <w:t xml:space="preserve">, Data Viz, </w:t>
-      </w:r>
-      <w:r>
-        <w:t xml:space="preserve">Python, EDA, Process Improvements, A3, SQL, Regression, Impact Analysis, Excel, Machine Learning, Metric Reporting, HTML, Data Viz, Capacity Analysis, CSS, </w:t>
-      </w:r>
-      <w:proofErr w:type="spellStart"/>
-      <w:r>
-        <w:t>Tensorflow</w:t>
-      </w:r>
-      <w:proofErr w:type="spellEnd"/>
-      <w:r>
-        <w:t>, Staffing Analysis, Tableau, NLP, Line Balancing, Business Objects, Timeseries forecasting, Crew Planning, VBA, Hypothesis Testing, Precedence Network Analysis, Power BI, A/B Testing, Cost Forecasting, Power Query, Casual Impacts, Critical Path, Matching, RFM Segmentation, Gaussian Mixture, Multivariate A/B Testing, Clustering, Operation Research, Anomaly Detection</w:t>
-      </w:r>
-      <w:r>
-        <w:t>, Prompt Engineering</w:t>
+        <w:t xml:space="preserve">Industrial Engineering skills: </w:t>
+      </w:r>
+      <w:r>
+        <w:rPr>
+          <w:color w:val="4472C4" w:themeColor="accent1"/>
+        </w:rPr>
+        <w:t>Process Improvement, Capacity analysis</w:t>
+      </w:r>
+      <w:r>
+        <w:t xml:space="preserve">, </w:t>
+      </w:r>
+      <w:r>
+        <w:t>A3</w:t>
+      </w:r>
+      <w:r>
+        <w:t>,</w:t>
+      </w:r>
+      <w:r>
+        <w:t xml:space="preserve"> Impact Analysis, Metric Reporting, Staffing Analysis, Line Balancing, Crew Planning, Precedence Network Analysis, Cost Forecasting, Critical Path</w:t>
       </w:r>
     </w:p>
     <w:p>
@@ -2197,21 +2233,12 @@
           <w:u w:val="single"/>
         </w:rPr>
       </w:pPr>
-    </w:p>
-    <w:p>
-      <w:pPr>
+      <w:r>
         <w:rPr>
           <w:b/>
           <w:bCs/>
           <w:u w:val="single"/>
         </w:rPr>
-      </w:pPr>
-      <w:r>
-        <w:rPr>
-          <w:b/>
-          <w:bCs/>
-          <w:u w:val="single"/>
-        </w:rPr>
         <w:t>Projects:</w:t>
       </w:r>
     </w:p>
@@ -2399,12 +2426,185 @@
     </w:p>
     <w:p>
       <w:pPr>
-        <w:pStyle w:val="Heading3"/>
-        <w:spacing w:before="0"/>
-        <w:rPr>
-          <w:rFonts w:ascii="Poppins" w:hAnsi="Poppins" w:cs="Poppins"/>
-          <w:sz w:val="27"/>
-          <w:szCs w:val="27"/>
+        <w:pStyle w:val="aboutdescription"/>
+        <w:spacing w:before="0" w:beforeAutospacing="0"/>
+        <w:rPr>
+          <w:rFonts w:ascii="Poppins" w:hAnsi="Poppins" w:cs="Poppins"/>
+          <w:color w:val="6D6A7C"/>
+        </w:rPr>
+      </w:pPr>
+      <w:r>
+        <w:rPr>
+          <w:rFonts w:ascii="Poppins" w:hAnsi="Poppins" w:cs="Poppins"/>
+        </w:rPr>
+        <w:t>Time Series Forecasting</w:t>
+      </w:r>
+      <w:r>
+        <w:rPr>
+          <w:rFonts w:ascii="Poppins" w:hAnsi="Poppins" w:cs="Poppins"/>
+        </w:rPr>
+        <w:t xml:space="preserve"> - </w:t>
+      </w:r>
+      <w:r>
+        <w:rPr>
+          <w:rFonts w:ascii="Poppins" w:hAnsi="Poppins" w:cs="Poppins"/>
+          <w:color w:val="6D6A7C"/>
+        </w:rPr>
+        <w:t>Modeling timeseries data using multiple machine lear</w:t>
+      </w:r>
+      <w:r>
+        <w:rPr>
+          <w:rFonts w:ascii="Poppins" w:hAnsi="Poppins" w:cs="Poppins"/>
+          <w:color w:val="6D6A7C"/>
+        </w:rPr>
+        <w:t>n</w:t>
+      </w:r>
+      <w:r>
+        <w:rPr>
+          <w:rFonts w:ascii="Poppins" w:hAnsi="Poppins" w:cs="Poppins"/>
+          <w:color w:val="6D6A7C"/>
+        </w:rPr>
+        <w:t>ing methods. Uses Prophet model, tableau, excel</w:t>
+      </w:r>
+      <w:r>
+        <w:rPr>
+          <w:rFonts w:ascii="Poppins" w:hAnsi="Poppins" w:cs="Poppins"/>
+          <w:color w:val="6D6A7C"/>
+        </w:rPr>
+        <w:t>.</w:t>
+      </w:r>
+    </w:p>
+    <w:p>
+      <w:pPr>
+        <w:pStyle w:val="aboutdescription"/>
+        <w:spacing w:before="0" w:beforeAutospacing="0"/>
+        <w:rPr>
+          <w:rFonts w:ascii="Poppins" w:hAnsi="Poppins" w:cs="Poppins"/>
+          <w:color w:val="6D6A7C"/>
+        </w:rPr>
+      </w:pPr>
+      <w:r>
+        <w:rPr>
+          <w:rFonts w:ascii="Poppins" w:hAnsi="Poppins" w:cs="Poppins"/>
+        </w:rPr>
+        <w:t>Multi-target Regression Model</w:t>
+      </w:r>
+      <w:r>
+        <w:rPr>
+          <w:rFonts w:ascii="Poppins" w:hAnsi="Poppins" w:cs="Poppins"/>
+        </w:rPr>
+        <w:t xml:space="preserve"> - </w:t>
+      </w:r>
+      <w:r>
+        <w:rPr>
+          <w:rFonts w:ascii="Poppins" w:hAnsi="Poppins" w:cs="Poppins"/>
+          <w:color w:val="6D6A7C"/>
+        </w:rPr>
+        <w:t>Forecasting product completion times using multi-output regression.</w:t>
+      </w:r>
+    </w:p>
+    <w:p>
+      <w:pPr>
+        <w:pStyle w:val="aboutdescription"/>
+        <w:spacing w:before="0" w:beforeAutospacing="0"/>
+        <w:rPr>
+          <w:rFonts w:ascii="Poppins" w:hAnsi="Poppins" w:cs="Poppins"/>
+          <w:color w:val="6D6A7C"/>
+        </w:rPr>
+      </w:pPr>
+      <w:r>
+        <w:rPr>
+          <w:rFonts w:ascii="Poppins" w:hAnsi="Poppins" w:cs="Poppins"/>
+        </w:rPr>
+        <w:t>Crop Classification and Clustering Model</w:t>
+      </w:r>
+      <w:r>
+        <w:rPr>
+          <w:rFonts w:ascii="Poppins" w:hAnsi="Poppins" w:cs="Poppins"/>
+        </w:rPr>
+        <w:t xml:space="preserve"> - </w:t>
+      </w:r>
+      <w:r>
+        <w:rPr>
+          <w:rFonts w:ascii="Poppins" w:hAnsi="Poppins" w:cs="Poppins"/>
+          <w:color w:val="6D6A7C"/>
+        </w:rPr>
+        <w:t>Multi-class Crop classification and clustering model built to recommend which farm crop to plant based on soil characteristics.</w:t>
+      </w:r>
+    </w:p>
+    <w:p>
+      <w:pPr>
+        <w:pStyle w:val="aboutdescription"/>
+        <w:spacing w:before="0" w:beforeAutospacing="0"/>
+        <w:rPr>
+          <w:rFonts w:ascii="Poppins" w:hAnsi="Poppins" w:cs="Poppins"/>
+          <w:color w:val="6D6A7C"/>
+        </w:rPr>
+      </w:pPr>
+      <w:r>
+        <w:rPr>
+          <w:rFonts w:ascii="Poppins" w:hAnsi="Poppins" w:cs="Poppins"/>
+        </w:rPr>
+        <w:t>Online retail sales exploratory data analysis</w:t>
+      </w:r>
+      <w:r>
+        <w:rPr>
+          <w:rStyle w:val="apple-converted-space"/>
+          <w:rFonts w:ascii="Poppins" w:hAnsi="Poppins" w:cs="Poppins"/>
+        </w:rPr>
+        <w:t> </w:t>
+      </w:r>
+      <w:r>
+        <w:rPr>
+          <w:rStyle w:val="apple-converted-space"/>
+          <w:rFonts w:ascii="Poppins" w:hAnsi="Poppins" w:cs="Poppins"/>
+        </w:rPr>
+        <w:t xml:space="preserve">- </w:t>
+      </w:r>
+      <w:r>
+        <w:rPr>
+          <w:rFonts w:ascii="Poppins" w:hAnsi="Poppins" w:cs="Poppins"/>
+          <w:color w:val="6D6A7C"/>
+        </w:rPr>
+        <w:t>Gaining some practice performing exploratory data analysis, since this is often one of the first steps in preparing data for machine learning.</w:t>
+      </w:r>
+    </w:p>
+    <w:p>
+      <w:pPr>
+        <w:pStyle w:val="aboutdescription"/>
+        <w:spacing w:before="0" w:beforeAutospacing="0"/>
+        <w:rPr>
+          <w:rFonts w:ascii="Poppins" w:hAnsi="Poppins" w:cs="Poppins"/>
+          <w:color w:val="6D6A7C"/>
+        </w:rPr>
+      </w:pPr>
+      <w:r>
+        <w:rPr>
+          <w:rFonts w:ascii="Poppins" w:hAnsi="Poppins" w:cs="Poppins"/>
+        </w:rPr>
+        <w:t>Relational Network Diagram</w:t>
+      </w:r>
+      <w:r>
+        <w:rPr>
+          <w:rFonts w:ascii="Poppins" w:hAnsi="Poppins" w:cs="Poppins"/>
+        </w:rPr>
+        <w:t xml:space="preserve"> - </w:t>
+      </w:r>
+      <w:r>
+        <w:rPr>
+          <w:rFonts w:ascii="Poppins" w:hAnsi="Poppins" w:cs="Poppins"/>
+          <w:color w:val="6D6A7C"/>
+        </w:rPr>
+        <w:t>A relational interactive Marvel network, precedence diagram.</w:t>
+      </w:r>
+    </w:p>
+    <w:p>
+      <w:pPr>
+        <w:pStyle w:val="aboutdescription"/>
+        <w:spacing w:before="0" w:beforeAutospacing="0"/>
+        <w:rPr>
+          <w:rFonts w:ascii="Poppins" w:hAnsi="Poppins" w:cs="Poppins"/>
+          <w:color w:val="6D6A7C"/>
         </w:rPr>
       </w:pPr>
       <w:r>
@@ -2412,219 +2612,6 @@
           <w:rFonts w:ascii="Poppins" w:hAnsi="Poppins" w:cs="Poppins"/>
         </w:rPr>
         <w:lastRenderedPageBreak/>
-        <w:t>Time Series Forecasting</w:t>
-      </w:r>
-      <w:r>
-        <w:rPr>
-          <w:rFonts w:ascii="Poppins" w:hAnsi="Poppins" w:cs="Poppins"/>
-        </w:rPr>
-        <w:t xml:space="preserve"> - </w:t>
-      </w:r>
-      <w:r>
-        <w:rPr>
-          <w:rFonts w:ascii="Poppins" w:hAnsi="Poppins" w:cs="Poppins"/>
-          <w:color w:val="6D6A7C"/>
-        </w:rPr>
-        <w:t xml:space="preserve">Modeling timeseries data using multiple machine </w:t>
-      </w:r>
-      <w:proofErr w:type="spellStart"/>
-      <w:r>
-        <w:rPr>
-          <w:rFonts w:ascii="Poppins" w:hAnsi="Poppins" w:cs="Poppins"/>
-          <w:color w:val="6D6A7C"/>
-        </w:rPr>
-        <w:t>learing</w:t>
-      </w:r>
-      <w:proofErr w:type="spellEnd"/>
-      <w:r>
-        <w:rPr>
-          <w:rFonts w:ascii="Poppins" w:hAnsi="Poppins" w:cs="Poppins"/>
-          <w:color w:val="6D6A7C"/>
-        </w:rPr>
-        <w:t xml:space="preserve"> </w:t>
-      </w:r>
-      <w:proofErr w:type="spellStart"/>
-      <w:r>
-        <w:rPr>
-          <w:rFonts w:ascii="Poppins" w:hAnsi="Poppins" w:cs="Poppins"/>
-          <w:color w:val="6D6A7C"/>
-        </w:rPr>
-        <w:t>meethods</w:t>
-      </w:r>
-      <w:proofErr w:type="spellEnd"/>
-      <w:r>
-        <w:rPr>
-          <w:rFonts w:ascii="Poppins" w:hAnsi="Poppins" w:cs="Poppins"/>
-          <w:color w:val="6D6A7C"/>
-        </w:rPr>
-        <w:t>. Uses Prophet model, tableau, excel</w:t>
-      </w:r>
-      <w:proofErr w:type="gramStart"/>
-      <w:r>
-        <w:rPr>
-          <w:rFonts w:ascii="Poppins" w:hAnsi="Poppins" w:cs="Poppins"/>
-          <w:color w:val="6D6A7C"/>
-        </w:rPr>
-        <w:t>...(</w:t>
-      </w:r>
-      <w:proofErr w:type="gramEnd"/>
-      <w:r>
-        <w:rPr>
-          <w:rFonts w:ascii="Apple Color Emoji" w:hAnsi="Apple Color Emoji" w:cs="Apple Color Emoji"/>
-          <w:color w:val="6D6A7C"/>
-        </w:rPr>
-        <w:t>🔜</w:t>
-      </w:r>
-      <w:r>
-        <w:rPr>
-          <w:rFonts w:ascii="Poppins" w:hAnsi="Poppins" w:cs="Poppins"/>
-          <w:color w:val="6D6A7C"/>
-        </w:rPr>
-        <w:t xml:space="preserve"> coming soon: SARIMAX, TF LSTM, Ensemble)</w:t>
-      </w:r>
-    </w:p>
-    <w:p>
-      <w:pPr>
-        <w:pStyle w:val="Heading3"/>
-        <w:spacing w:before="0"/>
-        <w:rPr>
-          <w:rFonts w:ascii="Poppins" w:hAnsi="Poppins" w:cs="Poppins"/>
-          <w:sz w:val="27"/>
-          <w:szCs w:val="27"/>
-        </w:rPr>
-      </w:pPr>
-      <w:r>
-        <w:rPr>
-          <w:rFonts w:ascii="Poppins" w:hAnsi="Poppins" w:cs="Poppins"/>
-        </w:rPr>
-        <w:t>Multi-target Regression Model</w:t>
-      </w:r>
-      <w:r>
-        <w:rPr>
-          <w:rFonts w:ascii="Poppins" w:hAnsi="Poppins" w:cs="Poppins"/>
-        </w:rPr>
-        <w:t xml:space="preserve"> - </w:t>
-      </w:r>
-      <w:r>
-        <w:rPr>
-          <w:rFonts w:ascii="Poppins" w:hAnsi="Poppins" w:cs="Poppins"/>
-          <w:color w:val="6D6A7C"/>
-        </w:rPr>
-        <w:t>Forecasting product completion times using multi-output regression.</w:t>
-      </w:r>
-    </w:p>
-    <w:p>
-      <w:pPr>
-        <w:pStyle w:val="Heading3"/>
-        <w:spacing w:before="0"/>
-        <w:rPr>
-          <w:rFonts w:ascii="Poppins" w:hAnsi="Poppins" w:cs="Poppins"/>
-          <w:sz w:val="27"/>
-          <w:szCs w:val="27"/>
-        </w:rPr>
-      </w:pPr>
-      <w:r>
-        <w:rPr>
-          <w:rFonts w:ascii="Poppins" w:hAnsi="Poppins" w:cs="Poppins"/>
-        </w:rPr>
-        <w:t>Crop Classification and Clustering Model</w:t>
-      </w:r>
-      <w:r>
-        <w:rPr>
-          <w:rFonts w:ascii="Poppins" w:hAnsi="Poppins" w:cs="Poppins"/>
-        </w:rPr>
-        <w:t xml:space="preserve"> - </w:t>
-      </w:r>
-      <w:r>
-        <w:rPr>
-          <w:rFonts w:ascii="Poppins" w:hAnsi="Poppins" w:cs="Poppins"/>
-          <w:color w:val="6D6A7C"/>
-        </w:rPr>
-        <w:t>Multi-class Crop classification and clustering model built to recommend which farm crop to plant based on soil characteristics.</w:t>
-      </w:r>
-    </w:p>
-    <w:p>
-      <w:pPr>
-        <w:pStyle w:val="Heading3"/>
-        <w:spacing w:before="0"/>
-        <w:rPr>
-          <w:rFonts w:ascii="Poppins" w:hAnsi="Poppins" w:cs="Poppins"/>
-          <w:sz w:val="27"/>
-          <w:szCs w:val="27"/>
-        </w:rPr>
-      </w:pPr>
-      <w:r>
-        <w:rPr>
-          <w:rFonts w:ascii="Poppins" w:hAnsi="Poppins" w:cs="Poppins"/>
-        </w:rPr>
-        <w:t>Online retail sales exploratory data analysis</w:t>
-      </w:r>
-      <w:r>
-        <w:rPr>
-          <w:rStyle w:val="apple-converted-space"/>
-          <w:rFonts w:ascii="Poppins" w:hAnsi="Poppins" w:cs="Poppins"/>
-        </w:rPr>
-        <w:t> </w:t>
-      </w:r>
-      <w:r>
-        <w:rPr>
-          <w:rStyle w:val="apple-converted-space"/>
-          <w:rFonts w:ascii="Poppins" w:hAnsi="Poppins" w:cs="Poppins"/>
-        </w:rPr>
-        <w:t xml:space="preserve">- </w:t>
-      </w:r>
-      <w:r>
-        <w:rPr>
-          <w:rFonts w:ascii="Poppins" w:hAnsi="Poppins" w:cs="Poppins"/>
-          <w:color w:val="6D6A7C"/>
-        </w:rPr>
-        <w:t>Gaining some practice performing exploratory data analysis, since this is often one of the first steps in preparing data for machine learning.</w:t>
-      </w:r>
-    </w:p>
-    <w:p>
-      <w:pPr>
-        <w:pStyle w:val="Heading3"/>
-        <w:spacing w:before="0"/>
-        <w:rPr>
-          <w:rFonts w:ascii="Poppins" w:hAnsi="Poppins" w:cs="Poppins"/>
-          <w:sz w:val="27"/>
-          <w:szCs w:val="27"/>
-        </w:rPr>
-      </w:pPr>
-      <w:r>
-        <w:rPr>
-          <w:rFonts w:ascii="Poppins" w:hAnsi="Poppins" w:cs="Poppins"/>
-        </w:rPr>
-        <w:t>Relational Network Diagram</w:t>
-      </w:r>
-      <w:r>
-        <w:rPr>
-          <w:rFonts w:ascii="Poppins" w:hAnsi="Poppins" w:cs="Poppins"/>
-        </w:rPr>
-        <w:t xml:space="preserve"> - </w:t>
-      </w:r>
-      <w:r>
-        <w:rPr>
-          <w:rFonts w:ascii="Poppins" w:hAnsi="Poppins" w:cs="Poppins"/>
-          <w:color w:val="6D6A7C"/>
-        </w:rPr>
-        <w:t>A relational interactive Marvel network, precedence diagram.</w:t>
-      </w:r>
-    </w:p>
-    <w:p>
-      <w:pPr>
-        <w:pStyle w:val="Heading3"/>
-        <w:spacing w:before="0"/>
-        <w:rPr>
-          <w:rFonts w:ascii="Poppins" w:hAnsi="Poppins" w:cs="Poppins"/>
-          <w:sz w:val="27"/>
-          <w:szCs w:val="27"/>
-        </w:rPr>
-      </w:pPr>
-      <w:r>
-        <w:rPr>
-          <w:rFonts w:ascii="Poppins" w:hAnsi="Poppins" w:cs="Poppins"/>
-        </w:rPr>
         <w:t>2 Sample Hypothesis T-test</w:t>
       </w:r>
       <w:r>
@@ -4565,6 +4552,119 @@
     </w:lvl>
   </w:abstractNum>
   <w:abstractNum w:abstractNumId="13" w15:restartNumberingAfterBreak="0">
+    <w:nsid w:val="4F7C1791"/>
+    <w:multiLevelType w:val="hybridMultilevel"/>
+    <w:tmpl w:val="B5A28300"/>
+    <w:lvl w:ilvl="0" w:tplc="04090001">
+      <w:start w:val="1"/>
+      <w:numFmt w:val="bullet"/>
+      <w:lvlText w:val=""/>
+      <w:lvlJc w:val="left"/>
+      <w:pPr>
+        <w:ind w:left="360" w:hanging="360"/>
+      </w:pPr>
+      <w:rPr>
+        <w:rFonts w:ascii="Symbol" w:hAnsi="Symbol" w:hint="default"/>
+      </w:rPr>
+    </w:lvl>
+    <w:lvl w:ilvl="1" w:tplc="04090003">
+      <w:start w:val="1"/>
+      <w:numFmt w:val="bullet"/>
+      <w:lvlText w:val="o"/>
+      <w:lvlJc w:val="left"/>
+      <w:pPr>
+        <w:ind w:left="1080" w:hanging="360"/>
+      </w:pPr>
+      <w:rPr>
+        <w:rFonts w:ascii="Courier New" w:hAnsi="Courier New" w:cs="Courier New" w:hint="default"/>
+      </w:rPr>
+    </w:lvl>
+    <w:lvl w:ilvl="2" w:tplc="04090005" w:tentative="1">
+      <w:start w:val="1"/>
+      <w:numFmt w:val="bullet"/>
+      <w:lvlText w:val=""/>
+      <w:lvlJc w:val="left"/>
+      <w:pPr>
+        <w:ind w:left="1800" w:hanging="360"/>
+      </w:pPr>
+      <w:rPr>
+        <w:rFonts w:ascii="Wingdings" w:hAnsi="Wingdings" w:hint="default"/>
+      </w:rPr>
+    </w:lvl>
+    <w:lvl w:ilvl="3" w:tplc="04090001" w:tentative="1">
+      <w:start w:val="1"/>
+      <w:numFmt w:val="bullet"/>
+      <w:lvlText w:val=""/>
+      <w:lvlJc w:val="left"/>
+      <w:pPr>
+        <w:ind w:left="2520" w:hanging="360"/>
+      </w:pPr>
+      <w:rPr>
+        <w:rFonts w:ascii="Symbol" w:hAnsi="Symbol" w:hint="default"/>
+      </w:rPr>
+    </w:lvl>
+    <w:lvl w:ilvl="4" w:tplc="04090003" w:tentative="1">
+      <w:start w:val="1"/>
+      <w:numFmt w:val="bullet"/>
+      <w:lvlText w:val="o"/>
+      <w:lvlJc w:val="left"/>
+      <w:pPr>
+        <w:ind w:left="3240" w:hanging="360"/>
+      </w:pPr>
+      <w:rPr>
+        <w:rFonts w:ascii="Courier New" w:hAnsi="Courier New" w:cs="Courier New" w:hint="default"/>
+      </w:rPr>
+    </w:lvl>
+    <w:lvl w:ilvl="5" w:tplc="04090005" w:tentative="1">
+      <w:start w:val="1"/>
+      <w:numFmt w:val="bullet"/>
+      <w:lvlText w:val=""/>
+      <w:lvlJc w:val="left"/>
+      <w:pPr>
+        <w:ind w:left="3960" w:hanging="360"/>
+      </w:pPr>
+      <w:rPr>
+        <w:rFonts w:ascii="Wingdings" w:hAnsi="Wingdings" w:hint="default"/>
+      </w:rPr>
+    </w:lvl>
+    <w:lvl w:ilvl="6" w:tplc="04090001" w:tentative="1">
+      <w:start w:val="1"/>
+      <w:numFmt w:val="bullet"/>
+      <w:lvlText w:val=""/>
+      <w:lvlJc w:val="left"/>
+      <w:pPr>
+        <w:ind w:left="4680" w:hanging="360"/>
+      </w:pPr>
+      <w:rPr>
+        <w:rFonts w:ascii="Symbol" w:hAnsi="Symbol" w:hint="default"/>
+      </w:rPr>
+    </w:lvl>
+    <w:lvl w:ilvl="7" w:tplc="04090003" w:tentative="1">
+      <w:start w:val="1"/>
+      <w:numFmt w:val="bullet"/>
+      <w:lvlText w:val="o"/>
+      <w:lvlJc w:val="left"/>
+      <w:pPr>
+        <w:ind w:left="5400" w:hanging="360"/>
+      </w:pPr>
+      <w:rPr>
+        <w:rFonts w:ascii="Courier New" w:hAnsi="Courier New" w:cs="Courier New" w:hint="default"/>
+      </w:rPr>
+    </w:lvl>
+    <w:lvl w:ilvl="8" w:tplc="04090005" w:tentative="1">
+      <w:start w:val="1"/>
+      <w:numFmt w:val="bullet"/>
+      <w:lvlText w:val=""/>
+      <w:lvlJc w:val="left"/>
+      <w:pPr>
+        <w:ind w:left="6120" w:hanging="360"/>
+      </w:pPr>
+      <w:rPr>
+        <w:rFonts w:ascii="Wingdings" w:hAnsi="Wingdings" w:hint="default"/>
+      </w:rPr>
+    </w:lvl>
+  </w:abstractNum>
+  <w:abstractNum w:abstractNumId="14" w15:restartNumberingAfterBreak="0">
     <w:nsid w:val="57CA3574"/>
     <w:multiLevelType w:val="multilevel"/>
     <w:tmpl w:val="BF6C3374"/>
@@ -4713,7 +4813,7 @@
       </w:rPr>
     </w:lvl>
   </w:abstractNum>
-  <w:abstractNum w:abstractNumId="14" w15:restartNumberingAfterBreak="0">
+  <w:abstractNum w:abstractNumId="15" w15:restartNumberingAfterBreak="0">
     <w:nsid w:val="60BD0CC4"/>
     <w:multiLevelType w:val="hybridMultilevel"/>
     <w:tmpl w:val="F530CF10"/>
@@ -4826,7 +4926,7 @@
       </w:rPr>
     </w:lvl>
   </w:abstractNum>
-  <w:abstractNum w:abstractNumId="15" w15:restartNumberingAfterBreak="0">
+  <w:abstractNum w:abstractNumId="16" w15:restartNumberingAfterBreak="0">
     <w:nsid w:val="67AF7040"/>
     <w:multiLevelType w:val="hybridMultilevel"/>
     <w:tmpl w:val="415273DC"/>
@@ -4843,6 +4943,119 @@
       </w:rPr>
     </w:lvl>
     <w:lvl w:ilvl="1" w:tplc="04090003">
+      <w:start w:val="1"/>
+      <w:numFmt w:val="bullet"/>
+      <w:lvlText w:val="o"/>
+      <w:lvlJc w:val="left"/>
+      <w:pPr>
+        <w:ind w:left="1440" w:hanging="360"/>
+      </w:pPr>
+      <w:rPr>
+        <w:rFonts w:ascii="Courier New" w:hAnsi="Courier New" w:cs="Courier New" w:hint="default"/>
+      </w:rPr>
+    </w:lvl>
+    <w:lvl w:ilvl="2" w:tplc="04090005" w:tentative="1">
+      <w:start w:val="1"/>
+      <w:numFmt w:val="bullet"/>
+      <w:lvlText w:val=""/>
+      <w:lvlJc w:val="left"/>
+      <w:pPr>
+        <w:ind w:left="2160" w:hanging="360"/>
+      </w:pPr>
+      <w:rPr>
+        <w:rFonts w:ascii="Wingdings" w:hAnsi="Wingdings" w:hint="default"/>
+      </w:rPr>
+    </w:lvl>
+    <w:lvl w:ilvl="3" w:tplc="04090001" w:tentative="1">
+      <w:start w:val="1"/>
+      <w:numFmt w:val="bullet"/>
+      <w:lvlText w:val=""/>
+      <w:lvlJc w:val="left"/>
+      <w:pPr>
+        <w:ind w:left="2880" w:hanging="360"/>
+      </w:pPr>
+      <w:rPr>
+        <w:rFonts w:ascii="Symbol" w:hAnsi="Symbol" w:hint="default"/>
+      </w:rPr>
+    </w:lvl>
+    <w:lvl w:ilvl="4" w:tplc="04090003" w:tentative="1">
+      <w:start w:val="1"/>
+      <w:numFmt w:val="bullet"/>
+      <w:lvlText w:val="o"/>
+      <w:lvlJc w:val="left"/>
+      <w:pPr>
+        <w:ind w:left="3600" w:hanging="360"/>
+      </w:pPr>
+      <w:rPr>
+        <w:rFonts w:ascii="Courier New" w:hAnsi="Courier New" w:cs="Courier New" w:hint="default"/>
+      </w:rPr>
+    </w:lvl>
+    <w:lvl w:ilvl="5" w:tplc="04090005" w:tentative="1">
+      <w:start w:val="1"/>
+      <w:numFmt w:val="bullet"/>
+      <w:lvlText w:val=""/>
+      <w:lvlJc w:val="left"/>
+      <w:pPr>
+        <w:ind w:left="4320" w:hanging="360"/>
+      </w:pPr>
+      <w:rPr>
+        <w:rFonts w:ascii="Wingdings" w:hAnsi="Wingdings" w:hint="default"/>
+      </w:rPr>
+    </w:lvl>
+    <w:lvl w:ilvl="6" w:tplc="04090001" w:tentative="1">
+      <w:start w:val="1"/>
+      <w:numFmt w:val="bullet"/>
+      <w:lvlText w:val=""/>
+      <w:lvlJc w:val="left"/>
+      <w:pPr>
+        <w:ind w:left="5040" w:hanging="360"/>
+      </w:pPr>
+      <w:rPr>
+        <w:rFonts w:ascii="Symbol" w:hAnsi="Symbol" w:hint="default"/>
+      </w:rPr>
+    </w:lvl>
+    <w:lvl w:ilvl="7" w:tplc="04090003" w:tentative="1">
+      <w:start w:val="1"/>
+      <w:numFmt w:val="bullet"/>
+      <w:lvlText w:val="o"/>
+      <w:lvlJc w:val="left"/>
+      <w:pPr>
+        <w:ind w:left="5760" w:hanging="360"/>
+      </w:pPr>
+      <w:rPr>
+        <w:rFonts w:ascii="Courier New" w:hAnsi="Courier New" w:cs="Courier New" w:hint="default"/>
+      </w:rPr>
+    </w:lvl>
+    <w:lvl w:ilvl="8" w:tplc="04090005" w:tentative="1">
+      <w:start w:val="1"/>
+      <w:numFmt w:val="bullet"/>
+      <w:lvlText w:val=""/>
+      <w:lvlJc w:val="left"/>
+      <w:pPr>
+        <w:ind w:left="6480" w:hanging="360"/>
+      </w:pPr>
+      <w:rPr>
+        <w:rFonts w:ascii="Wingdings" w:hAnsi="Wingdings" w:hint="default"/>
+      </w:rPr>
+    </w:lvl>
+  </w:abstractNum>
+  <w:abstractNum w:abstractNumId="17" w15:restartNumberingAfterBreak="0">
+    <w:nsid w:val="6F957628"/>
+    <w:multiLevelType w:val="hybridMultilevel"/>
+    <w:tmpl w:val="77A430B8"/>
+    <w:lvl w:ilvl="0" w:tplc="04090001">
+      <w:start w:val="1"/>
+      <w:numFmt w:val="bullet"/>
+      <w:lvlText w:val=""/>
+      <w:lvlJc w:val="left"/>
+      <w:pPr>
+        <w:ind w:left="720" w:hanging="360"/>
+      </w:pPr>
+      <w:rPr>
+        <w:rFonts w:ascii="Symbol" w:hAnsi="Symbol" w:hint="default"/>
+      </w:rPr>
+    </w:lvl>
+    <w:lvl w:ilvl="1" w:tplc="04090003" w:tentative="1">
       <w:start w:val="1"/>
       <w:numFmt w:val="bullet"/>
       <w:lvlText w:val="o"/>
@@ -4952,7 +5165,7 @@
     <w:abstractNumId w:val="6"/>
   </w:num>
   <w:num w:numId="5" w16cid:durableId="1219123488">
-    <w:abstractNumId w:val="15"/>
+    <w:abstractNumId w:val="16"/>
   </w:num>
   <w:num w:numId="6" w16cid:durableId="1937980169">
     <w:abstractNumId w:val="2"/>
@@ -4964,7 +5177,7 @@
     <w:abstractNumId w:val="1"/>
   </w:num>
   <w:num w:numId="9" w16cid:durableId="623968617">
-    <w:abstractNumId w:val="13"/>
+    <w:abstractNumId w:val="14"/>
   </w:num>
   <w:num w:numId="10" w16cid:durableId="243613565">
     <w:abstractNumId w:val="12"/>
@@ -4985,7 +5198,13 @@
     <w:abstractNumId w:val="8"/>
   </w:num>
   <w:num w:numId="16" w16cid:durableId="455566333">
-    <w:abstractNumId w:val="14"/>
+    <w:abstractNumId w:val="15"/>
+  </w:num>
+  <w:num w:numId="17" w16cid:durableId="1492678899">
+    <w:abstractNumId w:val="13"/>
+  </w:num>
+  <w:num w:numId="18" w16cid:durableId="1642879441">
+    <w:abstractNumId w:val="17"/>
   </w:num>
 </w:numbering>
 </file>

--- a/assets/pdf/Donald_Resume_extended.docx
+++ b/assets/pdf/Donald_Resume_extended.docx
@@ -2119,10 +2119,7 @@
         <w:t xml:space="preserve">Exploratory Data Analysis, Regression, Machine Learning, </w:t>
       </w:r>
       <w:r>
-        <w:t xml:space="preserve">Data </w:t>
-      </w:r>
-      <w:r>
-        <w:t xml:space="preserve">Visualization, </w:t>
+        <w:t xml:space="preserve">Data Visualization, </w:t>
       </w:r>
       <w:proofErr w:type="spellStart"/>
       <w:r>
@@ -2214,6 +2211,9 @@
       </w:r>
       <w:r>
         <w:t xml:space="preserve"> Impact Analysis, Metric Reporting, Staffing Analysis, Line Balancing, Crew Planning, Precedence Network Analysis, Cost Forecasting, Critical Path</w:t>
+      </w:r>
+      <w:r>
+        <w:t>, Span and WIP requirements</w:t>
       </w:r>
     </w:p>
     <w:p>

--- a/assets/pdf/Donald_Resume_extended.docx
+++ b/assets/pdf/Donald_Resume_extended.docx
@@ -2092,6 +2092,9 @@
       <w:r>
         <w:t>, VBA</w:t>
       </w:r>
+      <w:r>
+        <w:t>, Claude Code</w:t>
+      </w:r>
     </w:p>
     <w:p>
       <w:pPr>
@@ -2754,6 +2757,58 @@
         <w:t xml:space="preserve"> Spaces.</w:t>
       </w:r>
     </w:p>
+    <w:p>
+      <w:pPr>
+        <w:pStyle w:val="p1"/>
+      </w:pPr>
+      <w:r>
+        <w:rPr>
+          <w:rFonts w:ascii="Poppins" w:eastAsiaTheme="majorEastAsia" w:hAnsi="Poppins" w:cs="Poppins"/>
+          <w:color w:val="1F3763" w:themeColor="accent1" w:themeShade="7F"/>
+        </w:rPr>
+        <w:t xml:space="preserve">Prompt Comparison Tool </w:t>
+      </w:r>
+      <w:r>
+        <w:rPr>
+          <w:rFonts w:ascii="Apple Color Emoji" w:eastAsiaTheme="majorEastAsia" w:hAnsi="Apple Color Emoji" w:cs="Apple Color Emoji"/>
+          <w:color w:val="1F3763" w:themeColor="accent1" w:themeShade="7F"/>
+        </w:rPr>
+        <w:t>🤖</w:t>
+      </w:r>
+      <w:r>
+        <w:rPr>
+          <w:rFonts w:ascii="Apple Color Emoji" w:hAnsi="Apple Color Emoji" w:cs="Apple Color Emoji"/>
+        </w:rPr>
+        <w:t xml:space="preserve"> </w:t>
+      </w:r>
+      <w:r>
+        <w:t xml:space="preserve">- </w:t>
+      </w:r>
+      <w:r>
+        <w:rPr>
+          <w:rFonts w:ascii="Poppins" w:eastAsiaTheme="majorEastAsia" w:hAnsi="Poppins" w:cs="Poppins"/>
+          <w:color w:val="6D6A7C"/>
+        </w:rPr>
+        <w:t xml:space="preserve">The tool is a lightweight </w:t>
+      </w:r>
+      <w:proofErr w:type="spellStart"/>
+      <w:r>
+        <w:rPr>
+          <w:rFonts w:ascii="Poppins" w:eastAsiaTheme="majorEastAsia" w:hAnsi="Poppins" w:cs="Poppins"/>
+          <w:color w:val="6D6A7C"/>
+        </w:rPr>
+        <w:t>Gradio</w:t>
+      </w:r>
+      <w:proofErr w:type="spellEnd"/>
+      <w:r>
+        <w:rPr>
+          <w:rFonts w:ascii="Poppins" w:eastAsiaTheme="majorEastAsia" w:hAnsi="Poppins" w:cs="Poppins"/>
+          <w:color w:val="6D6A7C"/>
+        </w:rPr>
+        <w:t xml:space="preserve"> web app that sends any user prompt to two hosted chat models—Mistral-7B-Instruct and LLaMA-2-7B-Chat—via the Hugging Face Inference API and displays their responses side-by-side. It runs entirely on the free CPU tier, making it an easy sandbox for rapid prompt engineering and qualitative model comparison.</w:t>
+      </w:r>
+    </w:p>
+    <w:p/>
     <w:p/>
     <w:sectPr>
       <w:type w:val="continuous"/>
@@ -5956,6 +6011,14 @@
       <w:spacing w:before="100" w:beforeAutospacing="1" w:after="100" w:afterAutospacing="1"/>
     </w:pPr>
   </w:style>
+  <w:style w:type="paragraph" w:customStyle="1" w:styleId="p1">
+    <w:name w:val="p1"/>
+    <w:basedOn w:val="Normal"/>
+    <w:rsid w:val="00D94E54"/>
+    <w:pPr>
+      <w:spacing w:before="100" w:beforeAutospacing="1" w:after="100" w:afterAutospacing="1"/>
+    </w:pPr>
+  </w:style>
 </w:styles>
 </file>
 

--- a/assets/pdf/Donald_Resume_extended.docx
+++ b/assets/pdf/Donald_Resume_extended.docx
@@ -384,26 +384,60 @@
           <w:sz w:val="20"/>
           <w:szCs w:val="20"/>
         </w:rPr>
-        <w:t xml:space="preserve">Led multiple </w:t>
-      </w:r>
-      <w:r>
+        <w:t xml:space="preserve">Led multiple knowledge sharing sessions on creating customized prompt assistant and RAG file search assistants. Highlighted use cases: A3 validation assistant, file search assistant, department career coach, root cause analysis assistant. </w:t>
+      </w:r>
+    </w:p>
+    <w:p>
+      <w:pPr>
+        <w:pStyle w:val="ListParagraph"/>
+        <w:numPr>
+          <w:ilvl w:val="0"/>
+          <w:numId w:val="6"/>
+        </w:numPr>
         <w:rPr>
           <w:rStyle w:val="background-details"/>
           <w:sz w:val="20"/>
           <w:szCs w:val="20"/>
         </w:rPr>
+      </w:pPr>
+      <w:r>
+        <w:rPr>
+          <w:rStyle w:val="background-details"/>
+          <w:sz w:val="20"/>
+          <w:szCs w:val="20"/>
+        </w:rPr>
+        <w:t xml:space="preserve">Led multiple </w:t>
+      </w:r>
+      <w:r>
+        <w:rPr>
+          <w:rStyle w:val="background-details"/>
+          <w:sz w:val="20"/>
+          <w:szCs w:val="20"/>
+        </w:rPr>
         <w:t>Cost and Schedule Impact analysis</w:t>
       </w:r>
     </w:p>
     <w:p>
       <w:pPr>
-        <w:pStyle w:val="Heading3"/>
-        <w:ind w:left="720"/>
+        <w:ind w:left="1080"/>
+        <w:rPr>
+          <w:sz w:val="20"/>
+          <w:szCs w:val="20"/>
+        </w:rPr>
+      </w:pPr>
+    </w:p>
+    <w:p>
+      <w:pPr>
+        <w:ind w:left="1080"/>
+        <w:rPr>
+          <w:sz w:val="20"/>
+          <w:szCs w:val="20"/>
+        </w:rPr>
         <w:sectPr>
           <w:type w:val="continuous"/>
           <w:pgSz w:w="12240" w:h="15840"/>
           <w:pgMar w:top="720" w:right="720" w:bottom="720" w:left="720" w:header="720" w:footer="720" w:gutter="0"/>
-          <w:cols w:num="2" w:space="0"/>
+          <w:cols w:space="0"/>
           <w:docGrid w:linePitch="360"/>
         </w:sectPr>
       </w:pPr>
@@ -2025,18 +2059,7 @@
         <w:t>Tableau</w:t>
       </w:r>
       <w:r>
-        <w:t xml:space="preserve"> (</w:t>
-      </w:r>
-      <w:hyperlink r:id="rId20" w:history="1">
-        <w:r>
-          <w:rPr>
-            <w:rStyle w:val="Hyperlink"/>
-          </w:rPr>
-          <w:t>Portfolio</w:t>
-        </w:r>
-      </w:hyperlink>
-      <w:r>
-        <w:t xml:space="preserve">), SQL, </w:t>
+        <w:t xml:space="preserve">, SQL, </w:t>
       </w:r>
       <w:r>
         <w:t>Business Objects,</w:t>
@@ -2295,7 +2318,15 @@
         </w:rPr>
         <w:t xml:space="preserve"> classification prediction python model. Predicting which passengers will be transported to an alternate dimension.</w:t>
       </w:r>
-    </w:p>
+      <w:r>
+        <w:rPr>
+          <w:rFonts w:ascii="Poppins" w:hAnsi="Poppins" w:cs="Poppins"/>
+          <w:color w:val="6D6A7C"/>
+        </w:rPr>
+        <w:t xml:space="preserve"> [#machine-learning, #classification, #python, #data-viz]</w:t>
+      </w:r>
+    </w:p>
+    <w:p/>
     <w:p>
       <w:pPr>
         <w:pStyle w:val="Heading3"/>
@@ -2339,15 +2370,22 @@
         </w:rPr>
         <w:t xml:space="preserve"> Regressor predictions of housing prices</w:t>
       </w:r>
-    </w:p>
+      <w:r>
+        <w:rPr>
+          <w:rFonts w:ascii="Poppins" w:hAnsi="Poppins" w:cs="Poppins"/>
+          <w:color w:val="6D6A7C"/>
+        </w:rPr>
+        <w:t>. [#machine-learning, #regression, #python, #data-viz]</w:t>
+      </w:r>
+    </w:p>
+    <w:p/>
     <w:p>
       <w:pPr>
         <w:pStyle w:val="Heading3"/>
         <w:spacing w:before="0"/>
         <w:rPr>
           <w:rFonts w:ascii="Poppins" w:hAnsi="Poppins" w:cs="Poppins"/>
-          <w:sz w:val="27"/>
-          <w:szCs w:val="27"/>
+          <w:color w:val="6D6A7C"/>
         </w:rPr>
       </w:pPr>
       <w:r>
@@ -2369,15 +2407,13 @@
         </w:rPr>
         <w:t xml:space="preserve">Binary classification model to determine if tweets are about </w:t>
       </w:r>
-      <w:proofErr w:type="spellStart"/>
-      <w:r>
-        <w:rPr>
-          <w:rFonts w:ascii="Poppins" w:hAnsi="Poppins" w:cs="Poppins"/>
-          <w:color w:val="6D6A7C"/>
-        </w:rPr>
-        <w:t>disaters</w:t>
-      </w:r>
-      <w:proofErr w:type="spellEnd"/>
+      <w:r>
+        <w:rPr>
+          <w:rFonts w:ascii="Poppins" w:hAnsi="Poppins" w:cs="Poppins"/>
+          <w:color w:val="6D6A7C"/>
+        </w:rPr>
+        <w:t>disasters</w:t>
+      </w:r>
       <w:r>
         <w:rPr>
           <w:rFonts w:ascii="Poppins" w:hAnsi="Poppins" w:cs="Poppins"/>
@@ -2385,7 +2421,15 @@
         </w:rPr>
         <w:t xml:space="preserve"> or not. Uses a TensorFlow Hub pretrained sentence encoder, USE, in a Sequential Model.</w:t>
       </w:r>
-    </w:p>
+      <w:r>
+        <w:rPr>
+          <w:rFonts w:ascii="Poppins" w:hAnsi="Poppins" w:cs="Poppins"/>
+          <w:color w:val="6D6A7C"/>
+        </w:rPr>
+        <w:t xml:space="preserve"> [#machine-learning, #classification, #python, #nlp]</w:t>
+      </w:r>
+    </w:p>
+    <w:p/>
     <w:p>
       <w:pPr>
         <w:pStyle w:val="aboutdescription"/>
@@ -2413,18 +2457,62 @@
         </w:rPr>
         <w:t xml:space="preserve"> </w:t>
       </w:r>
+      <w:proofErr w:type="gramStart"/>
       <w:r>
         <w:rPr>
           <w:rFonts w:ascii="Cambria" w:hAnsi="Cambria" w:cs="Apple Color Emoji"/>
         </w:rPr>
-        <w:t xml:space="preserve">- </w:t>
-      </w:r>
-      <w:r>
-        <w:rPr>
-          <w:rFonts w:ascii="Poppins" w:hAnsi="Poppins" w:cs="Poppins"/>
-          <w:color w:val="6D6A7C"/>
-        </w:rPr>
-        <w:t>Binary classification model to determine if sentences are about food. Hosted on Hugging Face.</w:t>
+        <w:t>-</w:t>
+      </w:r>
+      <w:r>
+        <w:rPr>
+          <w:rFonts w:ascii="Cambria" w:hAnsi="Cambria" w:cs="Apple Color Emoji"/>
+        </w:rPr>
+        <w:t xml:space="preserve"> </w:t>
+      </w:r>
+      <w:r>
+        <w:rPr>
+          <w:rFonts w:ascii="Cambria" w:hAnsi="Cambria" w:cs="Apple Color Emoji"/>
+        </w:rPr>
+        <w:t xml:space="preserve"> </w:t>
+      </w:r>
+      <w:r>
+        <w:rPr>
+          <w:rFonts w:ascii="Poppins" w:hAnsi="Poppins" w:cs="Poppins"/>
+          <w:color w:val="6D6A7C"/>
+        </w:rPr>
+        <w:t>Binary</w:t>
+      </w:r>
+      <w:proofErr w:type="gramEnd"/>
+      <w:r>
+        <w:rPr>
+          <w:rFonts w:ascii="Poppins" w:hAnsi="Poppins" w:cs="Poppins"/>
+          <w:color w:val="6D6A7C"/>
+        </w:rPr>
+        <w:t xml:space="preserve"> classification model to determine if sentences are about food. Hosted on </w:t>
+      </w:r>
+      <w:proofErr w:type="spellStart"/>
+      <w:r>
+        <w:rPr>
+          <w:rFonts w:ascii="Poppins" w:hAnsi="Poppins" w:cs="Poppins"/>
+          <w:color w:val="6D6A7C"/>
+        </w:rPr>
+        <w:t>HuggingFace</w:t>
+      </w:r>
+      <w:proofErr w:type="spellEnd"/>
+      <w:r>
+        <w:rPr>
+          <w:rFonts w:ascii="Poppins" w:hAnsi="Poppins" w:cs="Poppins"/>
+          <w:color w:val="6D6A7C"/>
+        </w:rPr>
+        <w:t>.</w:t>
+      </w:r>
+      <w:r>
+        <w:rPr>
+          <w:rFonts w:ascii="Poppins" w:hAnsi="Poppins" w:cs="Poppins"/>
+          <w:color w:val="6D6A7C"/>
+        </w:rPr>
+        <w:t xml:space="preserve"> [#machine-learning, #classification, #python, #nlp, #HuggingFace, #LLM]</w:t>
       </w:r>
     </w:p>
     <w:p>
@@ -2476,6 +2564,34 @@
         </w:rPr>
         <w:t>.</w:t>
       </w:r>
+      <w:r>
+        <w:rPr>
+          <w:rFonts w:ascii="Poppins" w:hAnsi="Poppins" w:cs="Poppins"/>
+          <w:color w:val="6D6A7C"/>
+        </w:rPr>
+        <w:t xml:space="preserve"> [#machine-learning, #time-series, #python, #data-viz</w:t>
+      </w:r>
+      <w:r>
+        <w:rPr>
+          <w:rFonts w:ascii="Poppins" w:hAnsi="Poppins" w:cs="Poppins"/>
+          <w:color w:val="6D6A7C"/>
+        </w:rPr>
+        <w:t xml:space="preserve">, </w:t>
+      </w:r>
+      <w:r>
+        <w:rPr>
+          <w:rFonts w:ascii="Poppins" w:eastAsiaTheme="majorEastAsia" w:hAnsi="Poppins" w:cs="Poppins"/>
+          <w:color w:val="6D6A7C"/>
+        </w:rPr>
+        <w:t>#anomaly</w:t>
+      </w:r>
+      <w:r>
+        <w:rPr>
+          <w:rFonts w:ascii="Poppins" w:hAnsi="Poppins" w:cs="Poppins"/>
+          <w:color w:val="6D6A7C"/>
+        </w:rPr>
+        <w:t>]</w:t>
+      </w:r>
     </w:p>
     <w:p>
       <w:pPr>
@@ -2505,6 +2621,13 @@
         </w:rPr>
         <w:t>Forecasting product completion times using multi-output regression.</w:t>
       </w:r>
+      <w:r>
+        <w:rPr>
+          <w:rFonts w:ascii="Poppins" w:hAnsi="Poppins" w:cs="Poppins"/>
+          <w:color w:val="6D6A7C"/>
+        </w:rPr>
+        <w:t xml:space="preserve"> [#machine-learning, #regression, #python, #data-viz]</w:t>
+      </w:r>
     </w:p>
     <w:p>
       <w:pPr>
@@ -2534,6 +2657,13 @@
         </w:rPr>
         <w:t>Multi-class Crop classification and clustering model built to recommend which farm crop to plant based on soil characteristics.</w:t>
       </w:r>
+      <w:r>
+        <w:rPr>
+          <w:rFonts w:ascii="Poppins" w:hAnsi="Poppins" w:cs="Poppins"/>
+          <w:color w:val="6D6A7C"/>
+        </w:rPr>
+        <w:t xml:space="preserve"> [#machine-learning, #classification, #python, #clustering]</w:t>
+      </w:r>
     </w:p>
     <w:p>
       <w:pPr>
@@ -2548,6 +2678,7 @@
         <w:rPr>
           <w:rFonts w:ascii="Poppins" w:hAnsi="Poppins" w:cs="Poppins"/>
         </w:rPr>
+        <w:lastRenderedPageBreak/>
         <w:t>Online retail sales exploratory data analysis</w:t>
       </w:r>
       <w:r>
@@ -2570,6 +2701,13 @@
           <w:color w:val="6D6A7C"/>
         </w:rPr>
         <w:t>Gaining some practice performing exploratory data analysis, since this is often one of the first steps in preparing data for machine learning.</w:t>
+      </w:r>
+      <w:r>
+        <w:rPr>
+          <w:rFonts w:ascii="Poppins" w:hAnsi="Poppins" w:cs="Poppins"/>
+          <w:color w:val="6D6A7C"/>
+        </w:rPr>
+        <w:t xml:space="preserve"> [ #python, #eda, #data-viz]</w:t>
       </w:r>
     </w:p>
     <w:p>
@@ -2600,6 +2738,13 @@
         </w:rPr>
         <w:t>A relational interactive Marvel network, precedence diagram.</w:t>
       </w:r>
+      <w:r>
+        <w:rPr>
+          <w:rFonts w:ascii="Poppins" w:hAnsi="Poppins" w:cs="Poppins"/>
+          <w:color w:val="6D6A7C"/>
+        </w:rPr>
+        <w:t xml:space="preserve"> [#network-analysis, #dat-viz, #python]</w:t>
+      </w:r>
     </w:p>
     <w:p>
       <w:pPr>
@@ -2614,7 +2759,6 @@
         <w:rPr>
           <w:rFonts w:ascii="Poppins" w:hAnsi="Poppins" w:cs="Poppins"/>
         </w:rPr>
-        <w:lastRenderedPageBreak/>
         <w:t>2 Sample Hypothesis T-test</w:t>
       </w:r>
       <w:r>
@@ -2629,6 +2773,13 @@
           <w:color w:val="6D6A7C"/>
         </w:rPr>
         <w:t>Utilizing hypothesis testing t-tests to validate process improvements initiatives. Created a template and custom p-value function to interpret the results of the hypothesis tests.</w:t>
+      </w:r>
+      <w:r>
+        <w:rPr>
+          <w:rFonts w:ascii="Poppins" w:hAnsi="Poppins" w:cs="Poppins"/>
+          <w:color w:val="6D6A7C"/>
+        </w:rPr>
+        <w:t xml:space="preserve"> [#statistics, #hypothesis-testing, #python]</w:t>
       </w:r>
     </w:p>
     <w:p>
@@ -2637,8 +2788,7 @@
         <w:spacing w:before="0"/>
         <w:rPr>
           <w:rFonts w:ascii="Poppins" w:hAnsi="Poppins" w:cs="Poppins"/>
-          <w:sz w:val="27"/>
-          <w:szCs w:val="27"/>
+          <w:color w:val="6D6A7C"/>
         </w:rPr>
       </w:pPr>
       <w:r>
@@ -2660,7 +2810,15 @@
         </w:rPr>
         <w:t>Rebalance 100 students on 7 teams into 5 new teams of different sizes, using Linear Programming to minimize the difference between the avg team score. Making the teams as balanced as possible.</w:t>
       </w:r>
-    </w:p>
+      <w:r>
+        <w:rPr>
+          <w:rFonts w:ascii="Poppins" w:hAnsi="Poppins" w:cs="Poppins"/>
+          <w:color w:val="6D6A7C"/>
+        </w:rPr>
+        <w:t xml:space="preserve"> [#optimization, #linear-programming, #python]</w:t>
+      </w:r>
+    </w:p>
+    <w:p/>
     <w:p>
       <w:pPr>
         <w:pStyle w:val="Heading3"/>
@@ -2683,7 +2841,15 @@
         </w:rPr>
         <w:t>Identify the critical path in a network along with path length in a precedence diagram using python.</w:t>
       </w:r>
-    </w:p>
+      <w:r>
+        <w:rPr>
+          <w:rFonts w:ascii="Poppins" w:hAnsi="Poppins" w:cs="Poppins"/>
+          <w:color w:val="6D6A7C"/>
+        </w:rPr>
+        <w:t xml:space="preserve"> [#network-analysis, #data-viz, #python]</w:t>
+      </w:r>
+    </w:p>
+    <w:p/>
     <w:p>
       <w:pPr>
         <w:pStyle w:val="Heading3"/>
@@ -2756,40 +2922,116 @@
         </w:rPr>
         <w:t xml:space="preserve"> Spaces.</w:t>
       </w:r>
-    </w:p>
-    <w:p>
-      <w:pPr>
-        <w:pStyle w:val="p1"/>
+      <w:r>
+        <w:rPr>
+          <w:rFonts w:ascii="Poppins" w:hAnsi="Poppins" w:cs="Poppins"/>
+          <w:color w:val="6D6A7C"/>
+        </w:rPr>
+        <w:t xml:space="preserve"> [#machine-learning, #rag, #python, #nlp, #HuggingFace, #LLM]</w:t>
+      </w:r>
+    </w:p>
+    <w:p/>
+    <w:p>
+      <w:pPr>
+        <w:pStyle w:val="Heading3"/>
+        <w:spacing w:before="0"/>
+        <w:rPr>
+          <w:rFonts w:ascii="Poppins" w:hAnsi="Poppins" w:cs="Poppins"/>
+          <w:color w:val="6D6A7C"/>
+        </w:rPr>
+      </w:pPr>
+      <w:r>
+        <w:rPr>
+          <w:rFonts w:ascii="Poppins" w:hAnsi="Poppins" w:cs="Poppins"/>
+        </w:rPr>
+        <w:t xml:space="preserve">Prompt Comparison Tool </w:t>
+      </w:r>
+      <w:r>
+        <w:rPr>
+          <w:rFonts w:ascii="Apple Color Emoji" w:hAnsi="Apple Color Emoji" w:cs="Apple Color Emoji"/>
+        </w:rPr>
+        <w:t>🤖</w:t>
+      </w:r>
+      <w:r>
+        <w:rPr>
+          <w:rFonts w:ascii="Apple Color Emoji" w:hAnsi="Apple Color Emoji" w:cs="Apple Color Emoji"/>
+        </w:rPr>
+        <w:t xml:space="preserve"> </w:t>
+      </w:r>
+      <w:r>
+        <w:t xml:space="preserve">- </w:t>
+      </w:r>
+      <w:r>
+        <w:rPr>
+          <w:rFonts w:ascii="Poppins" w:hAnsi="Poppins" w:cs="Poppins"/>
+          <w:color w:val="6D6A7C"/>
+        </w:rPr>
+        <w:t xml:space="preserve">The tool is a lightweight </w:t>
+      </w:r>
+      <w:proofErr w:type="spellStart"/>
+      <w:r>
+        <w:rPr>
+          <w:rFonts w:ascii="Poppins" w:hAnsi="Poppins" w:cs="Poppins"/>
+          <w:color w:val="6D6A7C"/>
+        </w:rPr>
+        <w:t>Gradio</w:t>
+      </w:r>
+      <w:proofErr w:type="spellEnd"/>
+      <w:r>
+        <w:rPr>
+          <w:rFonts w:ascii="Poppins" w:hAnsi="Poppins" w:cs="Poppins"/>
+          <w:color w:val="6D6A7C"/>
+        </w:rPr>
+        <w:t xml:space="preserve"> web app that sends any user prompt to two hosted chat models—Mistral-7B-Instruct and LLaMA-2-7B-Chat—via the </w:t>
+      </w:r>
+      <w:proofErr w:type="spellStart"/>
+      <w:r>
+        <w:rPr>
+          <w:rFonts w:ascii="Poppins" w:hAnsi="Poppins" w:cs="Poppins"/>
+          <w:color w:val="6D6A7C"/>
+        </w:rPr>
+        <w:t>HuggingFace</w:t>
+      </w:r>
+      <w:proofErr w:type="spellEnd"/>
+      <w:r>
+        <w:rPr>
+          <w:rFonts w:ascii="Poppins" w:hAnsi="Poppins" w:cs="Poppins"/>
+          <w:color w:val="6D6A7C"/>
+        </w:rPr>
+        <w:t xml:space="preserve"> Inference API and displays their responses side-by-side. It runs entirely on the free CPU tier, making it an easy sandbox for rapid prompt engineering and qualitative model comparison.</w:t>
+      </w:r>
+      <w:r>
+        <w:rPr>
+          <w:rFonts w:ascii="Poppins" w:hAnsi="Poppins" w:cs="Poppins"/>
+          <w:color w:val="6D6A7C"/>
+        </w:rPr>
+        <w:t xml:space="preserve"> [#machine-learning, #python, #nlp, #HuggingFace, #LLM]</w:t>
+      </w:r>
+    </w:p>
+    <w:p/>
+    <w:p>
+      <w:pPr>
+        <w:rPr>
+          <w:rFonts w:ascii="Poppins" w:eastAsiaTheme="majorEastAsia" w:hAnsi="Poppins" w:cs="Poppins"/>
+          <w:color w:val="6D6A7C"/>
+        </w:rPr>
       </w:pPr>
       <w:r>
         <w:rPr>
           <w:rFonts w:ascii="Poppins" w:eastAsiaTheme="majorEastAsia" w:hAnsi="Poppins" w:cs="Poppins"/>
           <w:color w:val="1F3763" w:themeColor="accent1" w:themeShade="7F"/>
         </w:rPr>
-        <w:t xml:space="preserve">Prompt Comparison Tool </w:t>
-      </w:r>
-      <w:r>
-        <w:rPr>
-          <w:rFonts w:ascii="Apple Color Emoji" w:eastAsiaTheme="majorEastAsia" w:hAnsi="Apple Color Emoji" w:cs="Apple Color Emoji"/>
-          <w:color w:val="1F3763" w:themeColor="accent1" w:themeShade="7F"/>
-        </w:rPr>
-        <w:t>🤖</w:t>
-      </w:r>
-      <w:r>
-        <w:rPr>
-          <w:rFonts w:ascii="Apple Color Emoji" w:hAnsi="Apple Color Emoji" w:cs="Apple Color Emoji"/>
-        </w:rPr>
-        <w:t xml:space="preserve"> </w:t>
-      </w:r>
-      <w:r>
-        <w:t xml:space="preserve">- </w:t>
+        <w:t>Time-Series Forecast &amp; Anomaly Dashboard</w:t>
+      </w:r>
+      <w:r>
+        <w:t xml:space="preserve"> - </w:t>
       </w:r>
       <w:r>
         <w:rPr>
           <w:rFonts w:ascii="Poppins" w:eastAsiaTheme="majorEastAsia" w:hAnsi="Poppins" w:cs="Poppins"/>
           <w:color w:val="6D6A7C"/>
         </w:rPr>
-        <w:t xml:space="preserve">The tool is a lightweight </w:t>
+        <w:t xml:space="preserve">A time-series forecasting and anomaly-detection tool that lets users upload any dataset, automatically identifies the date and value columns, and produces dual forecasts with Prophet and auto-tuned SARIMAX—complete with Isolation Forest anomaly overlays. Build using </w:t>
       </w:r>
       <w:proofErr w:type="spellStart"/>
       <w:r>
@@ -2797,7 +3039,7 @@
           <w:rFonts w:ascii="Poppins" w:eastAsiaTheme="majorEastAsia" w:hAnsi="Poppins" w:cs="Poppins"/>
           <w:color w:val="6D6A7C"/>
         </w:rPr>
-        <w:t>Gradio</w:t>
+        <w:t>Streamlit</w:t>
       </w:r>
       <w:proofErr w:type="spellEnd"/>
       <w:r>
@@ -2805,8 +3047,34 @@
           <w:rFonts w:ascii="Poppins" w:eastAsiaTheme="majorEastAsia" w:hAnsi="Poppins" w:cs="Poppins"/>
           <w:color w:val="6D6A7C"/>
         </w:rPr>
-        <w:t xml:space="preserve"> web app that sends any user prompt to two hosted chat models—Mistral-7B-Instruct and LLaMA-2-7B-Chat—via the Hugging Face Inference API and displays their responses side-by-side. It runs entirely on the free CPU tier, making it an easy sandbox for rapid prompt engineering and qualitative model comparison.</w:t>
-      </w:r>
+        <w:t>.</w:t>
+      </w:r>
+      <w:r>
+        <w:rPr>
+          <w:rFonts w:ascii="Poppins" w:eastAsiaTheme="majorEastAsia" w:hAnsi="Poppins" w:cs="Poppins"/>
+          <w:color w:val="6D6A7C"/>
+        </w:rPr>
+        <w:t xml:space="preserve"> [</w:t>
+      </w:r>
+      <w:r>
+        <w:rPr>
+          <w:rFonts w:ascii="Poppins" w:eastAsiaTheme="majorEastAsia" w:hAnsi="Poppins" w:cs="Poppins"/>
+          <w:color w:val="6D6A7C"/>
+        </w:rPr>
+        <w:t>#machine-learning, #time-series, #data-viz, #python, #anomaly</w:t>
+      </w:r>
+      <w:r>
+        <w:rPr>
+          <w:rFonts w:ascii="Poppins" w:eastAsiaTheme="majorEastAsia" w:hAnsi="Poppins" w:cs="Poppins"/>
+          <w:color w:val="6D6A7C"/>
+        </w:rPr>
+        <w:t>]</w:t>
+      </w:r>
+    </w:p>
+    <w:p>
+      <w:pPr>
+        <w:pStyle w:val="p1"/>
+      </w:pPr>
     </w:p>
     <w:p/>
     <w:p/>

--- a/assets/pdf/Donald_Resume_extended.docx
+++ b/assets/pdf/Donald_Resume_extended.docx
@@ -3062,6 +3062,13 @@
           <w:color w:val="6D6A7C"/>
         </w:rPr>
         <w:t>#machine-learning, #time-series, #data-viz, #python, #anomaly</w:t>
+      </w:r>
+      <w:r>
+        <w:rPr>
+          <w:rFonts w:ascii="Poppins" w:eastAsiaTheme="majorEastAsia" w:hAnsi="Poppins" w:cs="Poppins"/>
+          <w:color w:val="6D6A7C"/>
+        </w:rPr>
+        <w:t>, #streamlit</w:t>
       </w:r>
       <w:r>
         <w:rPr>

--- a/assets/pdf/Donald_Resume_extended.docx
+++ b/assets/pdf/Donald_Resume_extended.docx
@@ -61,22 +61,46 @@
       </w:pPr>
       <w:r>
         <w:rPr>
-          <w:rFonts w:ascii="Poppins" w:hAnsi="Poppins" w:cs="Poppins"/>
-          <w:color w:val="6D6A7C"/>
-        </w:rPr>
-        <w:t>Industrial Engineer • Data Analyst</w:t>
-      </w:r>
-    </w:p>
-    <w:p/>
-    <w:p>
-      <w:r>
-        <w:t xml:space="preserve">Industrial Engineer with manufacturing experience harnessing data analysis and lean principles to drive process improvements initiatives. Skilled in data visualizations, data mining, and statistical analysis to communicate insights to cross functional teams. Enabling data </w:t>
-      </w:r>
-      <w:r>
-        <w:t>informed</w:t>
-      </w:r>
-      <w:r>
-        <w:t xml:space="preserve"> decisions.</w:t>
+          <w:rFonts w:ascii="Times New Roman" w:eastAsia="Times New Roman" w:hAnsi="Times New Roman" w:cs="Times New Roman"/>
+          <w:b/>
+          <w:bCs/>
+          <w:color w:val="auto"/>
+          <w:u w:val="single"/>
+        </w:rPr>
+        <w:t># Roles</w:t>
+      </w:r>
+      <w:r>
+        <w:rPr>
+          <w:rFonts w:ascii="Times New Roman" w:eastAsia="Times New Roman" w:hAnsi="Times New Roman" w:cs="Times New Roman"/>
+          <w:b/>
+          <w:bCs/>
+          <w:color w:val="auto"/>
+          <w:u w:val="single"/>
+        </w:rPr>
+        <w:t>:</w:t>
+      </w:r>
+      <w:r>
+        <w:rPr>
+          <w:rFonts w:ascii="Times New Roman" w:eastAsia="Times New Roman" w:hAnsi="Times New Roman" w:cs="Times New Roman"/>
+          <w:b/>
+          <w:bCs/>
+          <w:color w:val="auto"/>
+        </w:rPr>
+        <w:t xml:space="preserve"> </w:t>
+      </w:r>
+      <w:r>
+        <w:rPr>
+          <w:rFonts w:ascii="Poppins" w:hAnsi="Poppins" w:cs="Poppins"/>
+          <w:color w:val="6D6A7C"/>
+        </w:rPr>
+        <w:t>Industrial</w:t>
+      </w:r>
+      <w:r>
+        <w:rPr>
+          <w:rFonts w:ascii="Poppins" w:hAnsi="Poppins" w:cs="Poppins"/>
+          <w:color w:val="6D6A7C"/>
+        </w:rPr>
+        <w:t xml:space="preserve"> Engineer • Data Analyst</w:t>
       </w:r>
     </w:p>
     <w:p/>
@@ -87,23 +111,70 @@
           <w:bCs/>
           <w:u w:val="single"/>
         </w:rPr>
-        <w:t>About me:</w:t>
-      </w:r>
-      <w:r>
-        <w:t xml:space="preserve"> </w:t>
-      </w:r>
-      <w:r>
-        <w:t>I am an Industrial Engineer with manufacturing and team leadership experience. Expertise in harnessing data analysis, machine learning, and lean principles to drive significant process improvements and operational efficiency. Led teams of up to 20 engineers, implemented AI/ML solutions reducing forecasting errors, and cost-saving initiatives. Skilled in data visualization (Tableau, Power BI), statistical analysis, and communicating insights across cross-functional teams to enable data informed decisions.</w:t>
-      </w:r>
-    </w:p>
-    <w:p/>
-    <w:p>
+        <w:t xml:space="preserve"># </w:t>
+      </w:r>
       <w:r>
         <w:rPr>
           <w:b/>
           <w:bCs/>
           <w:u w:val="single"/>
         </w:rPr>
+        <w:t>Introduction</w:t>
+      </w:r>
+      <w:r>
+        <w:t xml:space="preserve">: </w:t>
+      </w:r>
+      <w:r>
+        <w:t xml:space="preserve">Industrial Engineer with manufacturing experience harnessing data analysis and lean principles to drive process improvements initiatives. Skilled in data visualizations, data mining, and statistical analysis to communicate insights to cross functional teams. Enabling data </w:t>
+      </w:r>
+      <w:r>
+        <w:t>informed</w:t>
+      </w:r>
+      <w:r>
+        <w:t xml:space="preserve"> decisions.</w:t>
+      </w:r>
+    </w:p>
+    <w:p/>
+    <w:p>
+      <w:r>
+        <w:rPr>
+          <w:b/>
+          <w:bCs/>
+          <w:u w:val="single"/>
+        </w:rPr>
+        <w:t xml:space="preserve"># </w:t>
+      </w:r>
+      <w:r>
+        <w:rPr>
+          <w:b/>
+          <w:bCs/>
+          <w:u w:val="single"/>
+        </w:rPr>
+        <w:t>About me:</w:t>
+      </w:r>
+      <w:r>
+        <w:t xml:space="preserve"> </w:t>
+      </w:r>
+      <w:r>
+        <w:t>I am an Industrial Engineer with manufacturing and team leadership experience. Expertise in harnessing data analysis, machine learning, and lean principles to drive significant process improvements and operational efficiency. Led teams of up to 20 engineers, implemented AI/ML solutions reducing forecasting errors, and cost-saving initiatives. Skilled in data visualization (Tableau, Power BI), statistical analysis, and communicating insights across cross-functional teams to enable data informed decisions.</w:t>
+      </w:r>
+    </w:p>
+    <w:p/>
+    <w:p>
+      <w:r>
+        <w:rPr>
+          <w:b/>
+          <w:bCs/>
+          <w:u w:val="single"/>
+        </w:rPr>
+        <w:t xml:space="preserve"># </w:t>
+      </w:r>
+      <w:r>
+        <w:rPr>
+          <w:b/>
+          <w:bCs/>
+          <w:u w:val="single"/>
+        </w:rPr>
         <w:t xml:space="preserve">Professional tagline: </w:t>
       </w:r>
       <w:r>
@@ -117,6 +188,7 @@
           <w:rFonts w:asciiTheme="majorHAnsi" w:hAnsiTheme="majorHAnsi" w:cstheme="majorHAnsi"/>
           <w:b/>
           <w:sz w:val="28"/>
+          <w:u w:val="single"/>
         </w:rPr>
       </w:pPr>
       <w:r>
@@ -124,6 +196,16 @@
           <w:rFonts w:asciiTheme="majorHAnsi" w:hAnsiTheme="majorHAnsi" w:cstheme="majorHAnsi"/>
           <w:b/>
           <w:sz w:val="28"/>
+          <w:u w:val="single"/>
+        </w:rPr>
+        <w:t xml:space="preserve"># </w:t>
+      </w:r>
+      <w:r>
+        <w:rPr>
+          <w:rFonts w:asciiTheme="majorHAnsi" w:hAnsiTheme="majorHAnsi" w:cstheme="majorHAnsi"/>
+          <w:b/>
+          <w:sz w:val="28"/>
+          <w:u w:val="single"/>
         </w:rPr>
         <w:t>Experience</w:t>
       </w:r>
@@ -852,6 +934,7 @@
           <w:rFonts w:asciiTheme="majorHAnsi" w:hAnsiTheme="majorHAnsi" w:cstheme="majorHAnsi"/>
           <w:b/>
           <w:sz w:val="28"/>
+          <w:u w:val="single"/>
         </w:rPr>
         <w:sectPr>
           <w:type w:val="continuous"/>
@@ -866,22 +949,25 @@
           <w:rFonts w:asciiTheme="majorHAnsi" w:hAnsiTheme="majorHAnsi" w:cstheme="majorHAnsi"/>
           <w:b/>
           <w:sz w:val="28"/>
-        </w:rPr>
-        <w:t>E</w:t>
+          <w:u w:val="single"/>
+        </w:rPr>
+        <w:t xml:space="preserve"># </w:t>
       </w:r>
       <w:r>
         <w:rPr>
           <w:rFonts w:asciiTheme="majorHAnsi" w:hAnsiTheme="majorHAnsi" w:cstheme="majorHAnsi"/>
           <w:b/>
           <w:sz w:val="28"/>
-        </w:rPr>
-        <w:t>ducation</w:t>
+          <w:u w:val="single"/>
+        </w:rPr>
+        <w:t>Education</w:t>
       </w:r>
       <w:r>
         <w:rPr>
           <w:rFonts w:asciiTheme="majorHAnsi" w:hAnsiTheme="majorHAnsi" w:cstheme="majorHAnsi"/>
           <w:b/>
           <w:sz w:val="28"/>
+          <w:u w:val="single"/>
         </w:rPr>
         <w:t>:</w:t>
       </w:r>
@@ -1062,6 +1148,7 @@
           <w:rFonts w:asciiTheme="majorHAnsi" w:hAnsiTheme="majorHAnsi" w:cstheme="majorHAnsi"/>
           <w:b/>
           <w:sz w:val="28"/>
+          <w:u w:val="single"/>
         </w:rPr>
       </w:pPr>
       <w:r>
@@ -1069,14 +1156,25 @@
           <w:rFonts w:asciiTheme="majorHAnsi" w:hAnsiTheme="majorHAnsi" w:cstheme="majorHAnsi"/>
           <w:b/>
           <w:sz w:val="28"/>
-        </w:rPr>
-        <w:t>Certifications</w:t>
+          <w:u w:val="single"/>
+        </w:rPr>
+        <w:t xml:space="preserve"># </w:t>
       </w:r>
       <w:r>
         <w:rPr>
           <w:rFonts w:asciiTheme="majorHAnsi" w:hAnsiTheme="majorHAnsi" w:cstheme="majorHAnsi"/>
           <w:b/>
           <w:sz w:val="28"/>
+          <w:u w:val="single"/>
+        </w:rPr>
+        <w:t>Certifications</w:t>
+      </w:r>
+      <w:r>
+        <w:rPr>
+          <w:rFonts w:asciiTheme="majorHAnsi" w:hAnsiTheme="majorHAnsi" w:cstheme="majorHAnsi"/>
+          <w:b/>
+          <w:sz w:val="28"/>
+          <w:u w:val="single"/>
         </w:rPr>
         <w:t>:</w:t>
       </w:r>
@@ -2009,6 +2107,7 @@
           <w:rFonts w:asciiTheme="majorHAnsi" w:hAnsiTheme="majorHAnsi" w:cstheme="majorHAnsi"/>
           <w:b/>
           <w:sz w:val="28"/>
+          <w:u w:val="single"/>
         </w:rPr>
       </w:pPr>
       <w:r>
@@ -2016,6 +2115,16 @@
           <w:rFonts w:asciiTheme="majorHAnsi" w:hAnsiTheme="majorHAnsi" w:cstheme="majorHAnsi"/>
           <w:b/>
           <w:sz w:val="28"/>
+          <w:u w:val="single"/>
+        </w:rPr>
+        <w:t xml:space="preserve"># </w:t>
+      </w:r>
+      <w:r>
+        <w:rPr>
+          <w:rFonts w:asciiTheme="majorHAnsi" w:hAnsiTheme="majorHAnsi" w:cstheme="majorHAnsi"/>
+          <w:b/>
+          <w:sz w:val="28"/>
+          <w:u w:val="single"/>
         </w:rPr>
         <w:t>Skills:</w:t>
       </w:r>
@@ -2265,6 +2374,117 @@
           <w:bCs/>
           <w:u w:val="single"/>
         </w:rPr>
+        <w:t># Questions:</w:t>
+      </w:r>
+      <w:r>
+        <w:rPr>
+          <w:b/>
+          <w:bCs/>
+        </w:rPr>
+        <w:t xml:space="preserve"> [provide answers to the following questions]:</w:t>
+      </w:r>
+      <w:r>
+        <w:rPr>
+          <w:b/>
+          <w:bCs/>
+          <w:u w:val="single"/>
+        </w:rPr>
+        <w:t xml:space="preserve"> </w:t>
+      </w:r>
+    </w:p>
+    <w:p>
+      <w:pPr>
+        <w:pStyle w:val="ListParagraph"/>
+        <w:numPr>
+          <w:ilvl w:val="0"/>
+          <w:numId w:val="19"/>
+        </w:numPr>
+        <w:rPr>
+          <w:b/>
+          <w:bCs/>
+          <w:u w:val="single"/>
+        </w:rPr>
+      </w:pPr>
+      <w:r>
+        <w:rPr>
+          <w:b/>
+          <w:bCs/>
+        </w:rPr>
+        <w:t xml:space="preserve">“How did Donald build this RAG chatbot?” </w:t>
+      </w:r>
+      <w:r>
+        <w:t xml:space="preserve">Donald built a personalized chatbot that uses OpenAI and </w:t>
+      </w:r>
+      <w:proofErr w:type="spellStart"/>
+      <w:r>
+        <w:t>LlamaIndex</w:t>
+      </w:r>
+      <w:proofErr w:type="spellEnd"/>
+      <w:r>
+        <w:t xml:space="preserve"> to answer questions based on his portfolio, hosted with a custom interface on </w:t>
+      </w:r>
+      <w:proofErr w:type="spellStart"/>
+      <w:r>
+        <w:t>HuggingFace</w:t>
+      </w:r>
+      <w:proofErr w:type="spellEnd"/>
+      <w:r>
+        <w:t xml:space="preserve"> Spaces.</w:t>
+      </w:r>
+      <w:r>
+        <w:rPr>
+          <w:rFonts w:ascii="Poppins" w:hAnsi="Poppins" w:cs="Poppins"/>
+          <w:color w:val="6D6A7C"/>
+        </w:rPr>
+        <w:t xml:space="preserve"> </w:t>
+      </w:r>
+      <w:r>
+        <w:t xml:space="preserve">This is the “Portfolio Chatbot RAG” model project listed in the </w:t>
+      </w:r>
+      <w:r>
+        <w:t xml:space="preserve"># </w:t>
+      </w:r>
+      <w:r>
+        <w:t>Projects section.</w:t>
+      </w:r>
+      <w:r>
+        <w:rPr>
+          <w:rFonts w:ascii="Poppins" w:hAnsi="Poppins" w:cs="Poppins"/>
+        </w:rPr>
+        <w:t xml:space="preserve"> </w:t>
+      </w:r>
+    </w:p>
+    <w:p>
+      <w:pPr>
+        <w:rPr>
+          <w:b/>
+          <w:bCs/>
+          <w:u w:val="single"/>
+        </w:rPr>
+      </w:pPr>
+    </w:p>
+    <w:p>
+      <w:pPr>
+        <w:rPr>
+          <w:b/>
+          <w:bCs/>
+          <w:u w:val="single"/>
+        </w:rPr>
+      </w:pPr>
+      <w:r>
+        <w:rPr>
+          <w:b/>
+          <w:bCs/>
+          <w:u w:val="single"/>
+        </w:rPr>
+        <w:t xml:space="preserve"># </w:t>
+      </w:r>
+      <w:r>
+        <w:rPr>
+          <w:b/>
+          <w:bCs/>
+          <w:u w:val="single"/>
+        </w:rPr>
         <w:t>Projects:</w:t>
       </w:r>
     </w:p>
@@ -2642,6 +2862,7 @@
         <w:rPr>
           <w:rFonts w:ascii="Poppins" w:hAnsi="Poppins" w:cs="Poppins"/>
         </w:rPr>
+        <w:lastRenderedPageBreak/>
         <w:t>Crop Classification and Clustering Model</w:t>
       </w:r>
       <w:r>
@@ -2678,7 +2899,6 @@
         <w:rPr>
           <w:rFonts w:ascii="Poppins" w:hAnsi="Poppins" w:cs="Poppins"/>
         </w:rPr>
-        <w:lastRenderedPageBreak/>
         <w:t>Online retail sales exploratory data analysis</w:t>
       </w:r>
       <w:r>
@@ -3076,6 +3296,44 @@
           <w:color w:val="6D6A7C"/>
         </w:rPr>
         <w:t>]</w:t>
+      </w:r>
+    </w:p>
+    <w:p>
+      <w:pPr>
+        <w:pStyle w:val="Heading3"/>
+        <w:spacing w:before="0"/>
+        <w:rPr>
+          <w:rFonts w:ascii="Poppins" w:hAnsi="Poppins" w:cs="Poppins"/>
+          <w:sz w:val="27"/>
+          <w:szCs w:val="27"/>
+        </w:rPr>
+      </w:pPr>
+      <w:r>
+        <w:rPr>
+          <w:rFonts w:ascii="Poppins" w:hAnsi="Poppins" w:cs="Poppins"/>
+        </w:rPr>
+        <w:lastRenderedPageBreak/>
+        <w:t>A3 Process Improvement App</w:t>
+      </w:r>
+      <w:r>
+        <w:rPr>
+          <w:rFonts w:ascii="Poppins" w:hAnsi="Poppins" w:cs="Poppins"/>
+        </w:rPr>
+        <w:t xml:space="preserve"> - </w:t>
+      </w:r>
+      <w:r>
+        <w:rPr>
+          <w:rFonts w:ascii="Poppins" w:hAnsi="Poppins" w:cs="Poppins"/>
+          <w:color w:val="6D6A7C"/>
+        </w:rPr>
+        <w:t>This A3 Process Improvement app is a React-based tool that guides users through Toyota's systematic problem-solving methodology using a focused, one-question-at-a-time interface. Built with Claude's help, it walks users through all eight A3 steps (from problem identification to follow-up planning), then uses Claude's API to automatically analyze their completed document and provide expert-level insights including key findings, recommendations, and risk assessments.</w:t>
+      </w:r>
+      <w:r>
+        <w:rPr>
+          <w:rFonts w:ascii="Poppins" w:hAnsi="Poppins" w:cs="Poppins"/>
+          <w:color w:val="6D6A7C"/>
+        </w:rPr>
+        <w:t xml:space="preserve"> [#process-improvement, #python, #A3, #claude, #LLM]</w:t>
       </w:r>
     </w:p>
     <w:p>
@@ -5144,6 +5402,119 @@
     </w:lvl>
   </w:abstractNum>
   <w:abstractNum w:abstractNumId="15" w15:restartNumberingAfterBreak="0">
+    <w:nsid w:val="5AFF3336"/>
+    <w:multiLevelType w:val="hybridMultilevel"/>
+    <w:tmpl w:val="D6BEB384"/>
+    <w:lvl w:ilvl="0" w:tplc="04090001">
+      <w:start w:val="1"/>
+      <w:numFmt w:val="bullet"/>
+      <w:lvlText w:val=""/>
+      <w:lvlJc w:val="left"/>
+      <w:pPr>
+        <w:ind w:left="720" w:hanging="360"/>
+      </w:pPr>
+      <w:rPr>
+        <w:rFonts w:ascii="Symbol" w:hAnsi="Symbol" w:hint="default"/>
+      </w:rPr>
+    </w:lvl>
+    <w:lvl w:ilvl="1" w:tplc="04090003" w:tentative="1">
+      <w:start w:val="1"/>
+      <w:numFmt w:val="bullet"/>
+      <w:lvlText w:val="o"/>
+      <w:lvlJc w:val="left"/>
+      <w:pPr>
+        <w:ind w:left="1440" w:hanging="360"/>
+      </w:pPr>
+      <w:rPr>
+        <w:rFonts w:ascii="Courier New" w:hAnsi="Courier New" w:cs="Courier New" w:hint="default"/>
+      </w:rPr>
+    </w:lvl>
+    <w:lvl w:ilvl="2" w:tplc="04090005" w:tentative="1">
+      <w:start w:val="1"/>
+      <w:numFmt w:val="bullet"/>
+      <w:lvlText w:val=""/>
+      <w:lvlJc w:val="left"/>
+      <w:pPr>
+        <w:ind w:left="2160" w:hanging="360"/>
+      </w:pPr>
+      <w:rPr>
+        <w:rFonts w:ascii="Wingdings" w:hAnsi="Wingdings" w:hint="default"/>
+      </w:rPr>
+    </w:lvl>
+    <w:lvl w:ilvl="3" w:tplc="04090001" w:tentative="1">
+      <w:start w:val="1"/>
+      <w:numFmt w:val="bullet"/>
+      <w:lvlText w:val=""/>
+      <w:lvlJc w:val="left"/>
+      <w:pPr>
+        <w:ind w:left="2880" w:hanging="360"/>
+      </w:pPr>
+      <w:rPr>
+        <w:rFonts w:ascii="Symbol" w:hAnsi="Symbol" w:hint="default"/>
+      </w:rPr>
+    </w:lvl>
+    <w:lvl w:ilvl="4" w:tplc="04090003" w:tentative="1">
+      <w:start w:val="1"/>
+      <w:numFmt w:val="bullet"/>
+      <w:lvlText w:val="o"/>
+      <w:lvlJc w:val="left"/>
+      <w:pPr>
+        <w:ind w:left="3600" w:hanging="360"/>
+      </w:pPr>
+      <w:rPr>
+        <w:rFonts w:ascii="Courier New" w:hAnsi="Courier New" w:cs="Courier New" w:hint="default"/>
+      </w:rPr>
+    </w:lvl>
+    <w:lvl w:ilvl="5" w:tplc="04090005" w:tentative="1">
+      <w:start w:val="1"/>
+      <w:numFmt w:val="bullet"/>
+      <w:lvlText w:val=""/>
+      <w:lvlJc w:val="left"/>
+      <w:pPr>
+        <w:ind w:left="4320" w:hanging="360"/>
+      </w:pPr>
+      <w:rPr>
+        <w:rFonts w:ascii="Wingdings" w:hAnsi="Wingdings" w:hint="default"/>
+      </w:rPr>
+    </w:lvl>
+    <w:lvl w:ilvl="6" w:tplc="04090001" w:tentative="1">
+      <w:start w:val="1"/>
+      <w:numFmt w:val="bullet"/>
+      <w:lvlText w:val=""/>
+      <w:lvlJc w:val="left"/>
+      <w:pPr>
+        <w:ind w:left="5040" w:hanging="360"/>
+      </w:pPr>
+      <w:rPr>
+        <w:rFonts w:ascii="Symbol" w:hAnsi="Symbol" w:hint="default"/>
+      </w:rPr>
+    </w:lvl>
+    <w:lvl w:ilvl="7" w:tplc="04090003" w:tentative="1">
+      <w:start w:val="1"/>
+      <w:numFmt w:val="bullet"/>
+      <w:lvlText w:val="o"/>
+      <w:lvlJc w:val="left"/>
+      <w:pPr>
+        <w:ind w:left="5760" w:hanging="360"/>
+      </w:pPr>
+      <w:rPr>
+        <w:rFonts w:ascii="Courier New" w:hAnsi="Courier New" w:cs="Courier New" w:hint="default"/>
+      </w:rPr>
+    </w:lvl>
+    <w:lvl w:ilvl="8" w:tplc="04090005" w:tentative="1">
+      <w:start w:val="1"/>
+      <w:numFmt w:val="bullet"/>
+      <w:lvlText w:val=""/>
+      <w:lvlJc w:val="left"/>
+      <w:pPr>
+        <w:ind w:left="6480" w:hanging="360"/>
+      </w:pPr>
+      <w:rPr>
+        <w:rFonts w:ascii="Wingdings" w:hAnsi="Wingdings" w:hint="default"/>
+      </w:rPr>
+    </w:lvl>
+  </w:abstractNum>
+  <w:abstractNum w:abstractNumId="16" w15:restartNumberingAfterBreak="0">
     <w:nsid w:val="60BD0CC4"/>
     <w:multiLevelType w:val="hybridMultilevel"/>
     <w:tmpl w:val="F530CF10"/>
@@ -5256,7 +5627,7 @@
       </w:rPr>
     </w:lvl>
   </w:abstractNum>
-  <w:abstractNum w:abstractNumId="16" w15:restartNumberingAfterBreak="0">
+  <w:abstractNum w:abstractNumId="17" w15:restartNumberingAfterBreak="0">
     <w:nsid w:val="67AF7040"/>
     <w:multiLevelType w:val="hybridMultilevel"/>
     <w:tmpl w:val="415273DC"/>
@@ -5369,7 +5740,7 @@
       </w:rPr>
     </w:lvl>
   </w:abstractNum>
-  <w:abstractNum w:abstractNumId="17" w15:restartNumberingAfterBreak="0">
+  <w:abstractNum w:abstractNumId="18" w15:restartNumberingAfterBreak="0">
     <w:nsid w:val="6F957628"/>
     <w:multiLevelType w:val="hybridMultilevel"/>
     <w:tmpl w:val="77A430B8"/>
@@ -5495,7 +5866,7 @@
     <w:abstractNumId w:val="6"/>
   </w:num>
   <w:num w:numId="5" w16cid:durableId="1219123488">
-    <w:abstractNumId w:val="16"/>
+    <w:abstractNumId w:val="17"/>
   </w:num>
   <w:num w:numId="6" w16cid:durableId="1937980169">
     <w:abstractNumId w:val="2"/>
@@ -5528,13 +5899,16 @@
     <w:abstractNumId w:val="8"/>
   </w:num>
   <w:num w:numId="16" w16cid:durableId="455566333">
-    <w:abstractNumId w:val="15"/>
+    <w:abstractNumId w:val="16"/>
   </w:num>
   <w:num w:numId="17" w16cid:durableId="1492678899">
     <w:abstractNumId w:val="13"/>
   </w:num>
   <w:num w:numId="18" w16cid:durableId="1642879441">
-    <w:abstractNumId w:val="17"/>
+    <w:abstractNumId w:val="18"/>
+  </w:num>
+  <w:num w:numId="19" w16cid:durableId="1568807228">
+    <w:abstractNumId w:val="15"/>
   </w:num>
 </w:numbering>
 </file>

--- a/assets/pdf/Donald_Resume_extended.docx
+++ b/assets/pdf/Donald_Resume_extended.docx
@@ -2,6 +2,45 @@
 <file path=word/document.xml><?xml version="1.0" encoding="utf-8"?>
 <w:document xmlns:wpc="http://schemas.microsoft.com/office/word/2010/wordprocessingCanvas" xmlns:cx="http://schemas.microsoft.com/office/drawing/2014/chartex" xmlns:cx1="http://schemas.microsoft.com/office/drawing/2015/9/8/chartex" xmlns:cx2="http://schemas.microsoft.com/office/drawing/2015/10/21/chartex" xmlns:cx3="http://schemas.microsoft.com/office/drawing/2016/5/9/chartex" xmlns:cx4="http://schemas.microsoft.com/office/drawing/2016/5/10/chartex" xmlns:cx5="http://schemas.microsoft.com/office/drawing/2016/5/11/chartex" xmlns:cx6="http://schemas.microsoft.com/office/drawing/2016/5/12/chartex" xmlns:cx7="http://schemas.microsoft.com/office/drawing/2016/5/13/chartex" xmlns:cx8="http://schemas.microsoft.com/office/drawing/2016/5/14/chartex" xmlns:mc="http://schemas.openxmlformats.org/markup-compatibility/2006" xmlns:aink="http://schemas.microsoft.com/office/drawing/2016/ink" xmlns:am3d="http://schemas.microsoft.com/office/drawing/2017/model3d" xmlns:o="urn:schemas-microsoft-com:office:office" xmlns:oel="http://schemas.microsoft.com/office/2019/extlst" xmlns:r="http://schemas.openxmlformats.org/officeDocument/2006/relationships" xmlns:m="http://schemas.openxmlformats.org/officeDocument/2006/math" xmlns:v="urn:schemas-microsoft-com:vml" xmlns:wp14="http://schemas.microsoft.com/office/word/2010/wordprocessingDrawing" xmlns:wp="http://schemas.openxmlformats.org/drawingml/2006/wordprocessingDrawing" xmlns:w10="urn:schemas-microsoft-com:office:word" xmlns:w="http://schemas.openxmlformats.org/wordprocessingml/2006/main" xmlns:w14="http://schemas.microsoft.com/office/word/2010/wordml" xmlns:w15="http://schemas.microsoft.com/office/word/2012/wordml" xmlns:w16cex="http://schemas.microsoft.com/office/word/2018/wordml/cex" xmlns:w16cid="http://schemas.microsoft.com/office/word/2016/wordml/cid" xmlns:w16="http://schemas.microsoft.com/office/word/2018/wordml" xmlns:w16du="http://schemas.microsoft.com/office/word/2023/wordml/word16du" xmlns:w16sdtdh="http://schemas.microsoft.com/office/word/2020/wordml/sdtdatahash" xmlns:w16sdtfl="http://schemas.microsoft.com/office/word/2024/wordml/sdtformatlock" xmlns:w16se="http://schemas.microsoft.com/office/word/2015/wordml/symex" xmlns:wpg="http://schemas.microsoft.com/office/word/2010/wordprocessingGroup" xmlns:wpi="http://schemas.microsoft.com/office/word/2010/wordprocessingInk" xmlns:wne="http://schemas.microsoft.com/office/word/2006/wordml" xmlns:wps="http://schemas.microsoft.com/office/word/2010/wordprocessingShape" mc:Ignorable="w14 w15 w16se w16cid w16 w16cex w16sdtdh w16sdtfl w16du wp14">
   <w:body>
+    <w:p>
+      <w:pPr>
+        <w:pStyle w:val="Title"/>
+        <w:jc w:val="left"/>
+        <w:rPr>
+          <w:rFonts w:ascii="Times New Roman" w:eastAsia="Times New Roman" w:hAnsi="Times New Roman" w:cs="Times New Roman"/>
+          <w:caps w:val="0"/>
+          <w:color w:val="auto"/>
+          <w:kern w:val="0"/>
+          <w:sz w:val="24"/>
+          <w:szCs w:val="24"/>
+        </w:rPr>
+      </w:pPr>
+      <w:r>
+        <w:rPr>
+          <w:rFonts w:ascii="Times New Roman" w:eastAsia="Times New Roman" w:hAnsi="Times New Roman" w:cs="Times New Roman"/>
+          <w:caps w:val="0"/>
+          <w:color w:val="auto"/>
+          <w:kern w:val="0"/>
+          <w:sz w:val="24"/>
+          <w:szCs w:val="24"/>
+        </w:rPr>
+        <w:t xml:space="preserve">This is a resume for Donald Tucker that included his skills, experience, and projects. </w:t>
+      </w:r>
+    </w:p>
+    <w:p>
+      <w:pPr>
+        <w:pStyle w:val="Title"/>
+        <w:jc w:val="left"/>
+        <w:rPr>
+          <w:rFonts w:ascii="Times New Roman" w:eastAsia="Times New Roman" w:hAnsi="Times New Roman" w:cs="Times New Roman"/>
+          <w:caps w:val="0"/>
+          <w:color w:val="auto"/>
+          <w:kern w:val="0"/>
+          <w:sz w:val="24"/>
+          <w:szCs w:val="24"/>
+        </w:rPr>
+      </w:pPr>
+    </w:p>
     <w:p>
       <w:pPr>
         <w:pStyle w:val="Title"/>
@@ -67,7 +106,7 @@
           <w:color w:val="auto"/>
           <w:u w:val="single"/>
         </w:rPr>
-        <w:t># Roles</w:t>
+        <w:t xml:space="preserve"># </w:t>
       </w:r>
       <w:r>
         <w:rPr>
@@ -77,7 +116,7 @@
           <w:color w:val="auto"/>
           <w:u w:val="single"/>
         </w:rPr>
-        <w:t>:</w:t>
+        <w:t>ROLES</w:t>
       </w:r>
       <w:r>
         <w:rPr>
@@ -85,6 +124,16 @@
           <w:b/>
           <w:bCs/>
           <w:color w:val="auto"/>
+          <w:u w:val="single"/>
+        </w:rPr>
+        <w:t>:</w:t>
+      </w:r>
+      <w:r>
+        <w:rPr>
+          <w:rFonts w:ascii="Times New Roman" w:eastAsia="Times New Roman" w:hAnsi="Times New Roman" w:cs="Times New Roman"/>
+          <w:b/>
+          <w:bCs/>
+          <w:color w:val="auto"/>
         </w:rPr>
         <w:t xml:space="preserve"> </w:t>
       </w:r>
@@ -119,7 +168,7 @@
           <w:bCs/>
           <w:u w:val="single"/>
         </w:rPr>
-        <w:t>Introduction</w:t>
+        <w:t>INTRODUCTION</w:t>
       </w:r>
       <w:r>
         <w:t xml:space="preserve">: </w:t>
@@ -150,24 +199,15 @@
           <w:bCs/>
           <w:u w:val="single"/>
         </w:rPr>
-        <w:t>About me:</w:t>
-      </w:r>
-      <w:r>
-        <w:t xml:space="preserve"> </w:t>
-      </w:r>
-      <w:r>
-        <w:t>I am an Industrial Engineer with manufacturing and team leadership experience. Expertise in harnessing data analysis, machine learning, and lean principles to drive significant process improvements and operational efficiency. Led teams of up to 20 engineers, implemented AI/ML solutions reducing forecasting errors, and cost-saving initiatives. Skilled in data visualization (Tableau, Power BI), statistical analysis, and communicating insights across cross-functional teams to enable data informed decisions.</w:t>
-      </w:r>
-    </w:p>
-    <w:p/>
-    <w:p>
+        <w:t>ABOUT</w:t>
+      </w:r>
       <w:r>
         <w:rPr>
           <w:b/>
           <w:bCs/>
           <w:u w:val="single"/>
         </w:rPr>
-        <w:t xml:space="preserve"># </w:t>
+        <w:t xml:space="preserve"> </w:t>
       </w:r>
       <w:r>
         <w:rPr>
@@ -175,7 +215,48 @@
           <w:bCs/>
           <w:u w:val="single"/>
         </w:rPr>
-        <w:t xml:space="preserve">Professional tagline: </w:t>
+        <w:t>ME</w:t>
+      </w:r>
+      <w:r>
+        <w:rPr>
+          <w:b/>
+          <w:bCs/>
+          <w:u w:val="single"/>
+        </w:rPr>
+        <w:t>:</w:t>
+      </w:r>
+      <w:r>
+        <w:t xml:space="preserve"> </w:t>
+      </w:r>
+      <w:r>
+        <w:t>I am an Industrial Engineer with manufacturing and team leadership experience. Expertise in harnessing data analysis, machine learning, and lean principles to drive significant process improvements and operational efficiency. Led teams of up to 20 engineers, implemented AI/ML solutions reducing forecasting errors, and cost-saving initiatives. Skilled in data visualization (Tableau, Power BI), statistical analysis, and communicating insights across cross-functional teams to enable data informed decisions.</w:t>
+      </w:r>
+    </w:p>
+    <w:p/>
+    <w:p>
+      <w:r>
+        <w:rPr>
+          <w:b/>
+          <w:bCs/>
+          <w:u w:val="single"/>
+        </w:rPr>
+        <w:t xml:space="preserve"># </w:t>
+      </w:r>
+      <w:r>
+        <w:rPr>
+          <w:b/>
+          <w:bCs/>
+          <w:u w:val="single"/>
+        </w:rPr>
+        <w:t>PROFESSIONAL TAGLINE</w:t>
+      </w:r>
+      <w:r>
+        <w:rPr>
+          <w:b/>
+          <w:bCs/>
+          <w:u w:val="single"/>
+        </w:rPr>
+        <w:t xml:space="preserve">: </w:t>
       </w:r>
       <w:r>
         <w:t>Empowering process improvement through data-informed insights.</w:t>
@@ -207,7 +288,7 @@
           <w:sz w:val="28"/>
           <w:u w:val="single"/>
         </w:rPr>
-        <w:t>Experience</w:t>
+        <w:t>EXPERIENCE</w:t>
       </w:r>
     </w:p>
     <w:p>
@@ -960,7 +1041,7 @@
           <w:sz w:val="28"/>
           <w:u w:val="single"/>
         </w:rPr>
-        <w:t>Education</w:t>
+        <w:t>EDUCATION</w:t>
       </w:r>
       <w:r>
         <w:rPr>
@@ -1167,7 +1248,7 @@
           <w:sz w:val="28"/>
           <w:u w:val="single"/>
         </w:rPr>
-        <w:t>Certifications</w:t>
+        <w:t>CERTIFICATIONS</w:t>
       </w:r>
       <w:r>
         <w:rPr>
@@ -2126,7 +2207,35 @@
           <w:sz w:val="28"/>
           <w:u w:val="single"/>
         </w:rPr>
-        <w:t>Skills:</w:t>
+        <w:t>SKILLS</w:t>
+      </w:r>
+      <w:r>
+        <w:rPr>
+          <w:rFonts w:asciiTheme="majorHAnsi" w:hAnsiTheme="majorHAnsi" w:cstheme="majorHAnsi"/>
+          <w:b/>
+          <w:sz w:val="28"/>
+          <w:u w:val="single"/>
+        </w:rPr>
+        <w:t>:</w:t>
+      </w:r>
+      <w:r>
+        <w:rPr>
+          <w:rFonts w:asciiTheme="majorHAnsi" w:hAnsiTheme="majorHAnsi" w:cstheme="majorHAnsi"/>
+          <w:b/>
+          <w:sz w:val="28"/>
+          <w:u w:val="single"/>
+        </w:rPr>
+        <w:t xml:space="preserve"> </w:t>
+      </w:r>
+      <w:r>
+        <w:rPr>
+          <w:rFonts w:asciiTheme="majorHAnsi" w:hAnsiTheme="majorHAnsi" w:cstheme="majorHAnsi"/>
+          <w:b/>
+          <w:sz w:val="22"/>
+          <w:szCs w:val="21"/>
+          <w:u w:val="single"/>
+        </w:rPr>
+        <w:t>[list of Donald’s skills]</w:t>
       </w:r>
     </w:p>
     <w:p>
@@ -2374,7 +2483,23 @@
           <w:bCs/>
           <w:u w:val="single"/>
         </w:rPr>
-        <w:t># Questions:</w:t>
+        <w:t xml:space="preserve"># </w:t>
+      </w:r>
+      <w:r>
+        <w:rPr>
+          <w:b/>
+          <w:bCs/>
+          <w:u w:val="single"/>
+        </w:rPr>
+        <w:t>QUESTIONS</w:t>
+      </w:r>
+      <w:r>
+        <w:rPr>
+          <w:b/>
+          <w:bCs/>
+          <w:u w:val="single"/>
+        </w:rPr>
+        <w:t>:</w:t>
       </w:r>
       <w:r>
         <w:rPr>
@@ -2442,16 +2567,80 @@
         <w:t xml:space="preserve">This is the “Portfolio Chatbot RAG” model project listed in the </w:t>
       </w:r>
       <w:r>
-        <w:t xml:space="preserve"># </w:t>
-      </w:r>
-      <w:r>
-        <w:t>Projects section.</w:t>
+        <w:t>PROJECTS</w:t>
+      </w:r>
+      <w:r>
+        <w:t xml:space="preserve"> section.</w:t>
       </w:r>
       <w:r>
         <w:rPr>
           <w:rFonts w:ascii="Poppins" w:hAnsi="Poppins" w:cs="Poppins"/>
         </w:rPr>
         <w:t xml:space="preserve"> </w:t>
+      </w:r>
+    </w:p>
+    <w:p>
+      <w:pPr>
+        <w:pStyle w:val="ListParagraph"/>
+        <w:numPr>
+          <w:ilvl w:val="0"/>
+          <w:numId w:val="19"/>
+        </w:numPr>
+      </w:pPr>
+      <w:r>
+        <w:rPr>
+          <w:b/>
+          <w:bCs/>
+        </w:rPr>
+        <w:t>“</w:t>
+      </w:r>
+      <w:r>
+        <w:rPr>
+          <w:b/>
+          <w:bCs/>
+        </w:rPr>
+        <w:t>What projects has Donald built using Claude or Claude API</w:t>
+      </w:r>
+      <w:r>
+        <w:rPr>
+          <w:b/>
+          <w:bCs/>
+        </w:rPr>
+        <w:t>?”</w:t>
+      </w:r>
+      <w:r>
+        <w:rPr>
+          <w:b/>
+          <w:bCs/>
+        </w:rPr>
+        <w:t xml:space="preserve"> </w:t>
+      </w:r>
+      <w:r>
+        <w:t>Donald has built projects using Claude or Claude API. Reference the projects description listed in the PROJECTS section. Also look for hashtag #</w:t>
+      </w:r>
+      <w:r>
+        <w:t>c</w:t>
+      </w:r>
+      <w:r>
+        <w:t>laude</w:t>
+      </w:r>
+      <w:r>
+        <w:t xml:space="preserve">. </w:t>
+      </w:r>
+      <w:r>
+        <w:t>#c</w:t>
+      </w:r>
+      <w:r>
+        <w:t>laude project list [“</w:t>
+      </w:r>
+      <w:r>
+        <w:rPr>
+          <w:rFonts w:ascii="Poppins" w:hAnsi="Poppins" w:cs="Poppins"/>
+        </w:rPr>
+        <w:t>A3 Process Improvement App</w:t>
+      </w:r>
+      <w:r>
+        <w:t xml:space="preserve">”] </w:t>
       </w:r>
     </w:p>
     <w:p>
@@ -2485,7 +2674,23 @@
           <w:bCs/>
           <w:u w:val="single"/>
         </w:rPr>
-        <w:t>Projects:</w:t>
+        <w:t>PROJECTS</w:t>
+      </w:r>
+      <w:r>
+        <w:rPr>
+          <w:b/>
+          <w:bCs/>
+          <w:u w:val="single"/>
+        </w:rPr>
+        <w:t>:</w:t>
+      </w:r>
+      <w:r>
+        <w:rPr>
+          <w:b/>
+          <w:bCs/>
+          <w:u w:val="single"/>
+        </w:rPr>
+        <w:t xml:space="preserve"> [Projects described in this section were built by Donald]</w:t>
       </w:r>
     </w:p>
     <w:p>
@@ -2748,6 +2953,7 @@
         <w:rPr>
           <w:rFonts w:ascii="Poppins" w:hAnsi="Poppins" w:cs="Poppins"/>
         </w:rPr>
+        <w:lastRenderedPageBreak/>
         <w:t>Time Series Forecasting</w:t>
       </w:r>
       <w:r>
@@ -2862,7 +3068,6 @@
         <w:rPr>
           <w:rFonts w:ascii="Poppins" w:hAnsi="Poppins" w:cs="Poppins"/>
         </w:rPr>
-        <w:lastRenderedPageBreak/>
         <w:t>Crop Classification and Clustering Model</w:t>
       </w:r>
       <w:r>
@@ -3164,6 +3369,7 @@
         <w:rPr>
           <w:rFonts w:ascii="Poppins" w:hAnsi="Poppins" w:cs="Poppins"/>
         </w:rPr>
+        <w:lastRenderedPageBreak/>
         <w:t xml:space="preserve">Prompt Comparison Tool </w:t>
       </w:r>
       <w:r>
@@ -3300,6 +3506,14 @@
     </w:p>
     <w:p>
       <w:pPr>
+        <w:rPr>
+          <w:rFonts w:ascii="Poppins" w:eastAsiaTheme="majorEastAsia" w:hAnsi="Poppins" w:cs="Poppins"/>
+          <w:color w:val="6D6A7C"/>
+        </w:rPr>
+      </w:pPr>
+    </w:p>
+    <w:p>
+      <w:pPr>
         <w:pStyle w:val="Heading3"/>
         <w:spacing w:before="0"/>
         <w:rPr>
@@ -3312,14 +3526,7 @@
         <w:rPr>
           <w:rFonts w:ascii="Poppins" w:hAnsi="Poppins" w:cs="Poppins"/>
         </w:rPr>
-        <w:lastRenderedPageBreak/>
-        <w:t>A3 Process Improvement App</w:t>
-      </w:r>
-      <w:r>
-        <w:rPr>
-          <w:rFonts w:ascii="Poppins" w:hAnsi="Poppins" w:cs="Poppins"/>
-        </w:rPr>
-        <w:t xml:space="preserve"> - </w:t>
+        <w:t xml:space="preserve">A3 Process Improvement App - </w:t>
       </w:r>
       <w:r>
         <w:rPr>

--- a/assets/pdf/Donald_Resume_extended.docx
+++ b/assets/pdf/Donald_Resume_extended.docx
@@ -149,7 +149,14 @@
           <w:rFonts w:ascii="Poppins" w:hAnsi="Poppins" w:cs="Poppins"/>
           <w:color w:val="6D6A7C"/>
         </w:rPr>
-        <w:t xml:space="preserve"> Engineer • Data Analyst</w:t>
+        <w:t xml:space="preserve"> Engineer • </w:t>
+      </w:r>
+      <w:r>
+        <w:rPr>
+          <w:rFonts w:ascii="Poppins" w:hAnsi="Poppins" w:cs="Poppins"/>
+          <w:color w:val="6D6A7C"/>
+        </w:rPr>
+        <w:t>Data Driven Problem Solver</w:t>
       </w:r>
     </w:p>
     <w:p/>
@@ -294,6 +301,9 @@
     <w:p>
       <w:pPr>
         <w:pStyle w:val="Heading3"/>
+        <w:rPr>
+          <w:rStyle w:val="SubtleReference"/>
+        </w:rPr>
       </w:pPr>
       <w:r>
         <w:rPr>
@@ -308,6 +318,128 @@
         <w:ind w:left="720"/>
       </w:pPr>
       <w:r>
+        <w:t>9/2025</w:t>
+      </w:r>
+      <w:r>
+        <w:t xml:space="preserve"> – </w:t>
+      </w:r>
+      <w:r>
+        <w:t>present</w:t>
+      </w:r>
+    </w:p>
+    <w:p>
+      <w:pPr>
+        <w:pStyle w:val="Heading2"/>
+        <w:ind w:left="720"/>
+      </w:pPr>
+      <w:r>
+        <w:t>Industrial Engineer Sr Staff</w:t>
+      </w:r>
+      <w:r>
+        <w:t xml:space="preserve">, </w:t>
+      </w:r>
+      <w:r>
+        <w:rPr>
+          <w:rStyle w:val="SubtleReference"/>
+        </w:rPr>
+        <w:t xml:space="preserve">Lockheed martin - Aero Core IE </w:t>
+      </w:r>
+    </w:p>
+    <w:p>
+      <w:pPr>
+        <w:pStyle w:val="Heading3"/>
+        <w:ind w:left="720"/>
+        <w:rPr>
+          <w:rFonts w:asciiTheme="minorHAnsi" w:hAnsiTheme="minorHAnsi" w:cstheme="minorHAnsi"/>
+          <w:color w:val="auto"/>
+          <w:sz w:val="22"/>
+          <w:szCs w:val="22"/>
+        </w:rPr>
+      </w:pPr>
+      <w:bookmarkStart w:id="0" w:name="_Hlk222742210"/>
+      <w:bookmarkStart w:id="1" w:name="_Hlk222742228"/>
+      <w:r>
+        <w:rPr>
+          <w:rFonts w:asciiTheme="minorHAnsi" w:hAnsiTheme="minorHAnsi" w:cstheme="minorHAnsi"/>
+          <w:color w:val="auto"/>
+          <w:sz w:val="22"/>
+          <w:szCs w:val="22"/>
+        </w:rPr>
+        <w:t>IE 1LMX Functional Architect</w:t>
+      </w:r>
+      <w:bookmarkEnd w:id="0"/>
+      <w:r>
+        <w:rPr>
+          <w:rFonts w:asciiTheme="minorHAnsi" w:hAnsiTheme="minorHAnsi" w:cstheme="minorHAnsi"/>
+          <w:color w:val="auto"/>
+          <w:sz w:val="22"/>
+          <w:szCs w:val="22"/>
+        </w:rPr>
+        <w:t>, bridging IE and software development to lead cross</w:t>
+      </w:r>
+      <w:r>
+        <w:rPr>
+          <w:rFonts w:ascii="Cambria Math" w:hAnsi="Cambria Math" w:cs="Cambria Math"/>
+          <w:color w:val="auto"/>
+          <w:sz w:val="22"/>
+          <w:szCs w:val="22"/>
+        </w:rPr>
+        <w:t xml:space="preserve"> </w:t>
+      </w:r>
+      <w:r>
+        <w:rPr>
+          <w:rFonts w:asciiTheme="minorHAnsi" w:hAnsiTheme="minorHAnsi" w:cstheme="minorHAnsi"/>
+          <w:color w:val="auto"/>
+          <w:sz w:val="22"/>
+          <w:szCs w:val="22"/>
+        </w:rPr>
+        <w:t>b</w:t>
+      </w:r>
+      <w:r>
+        <w:rPr>
+          <w:rFonts w:asciiTheme="minorHAnsi" w:hAnsiTheme="minorHAnsi" w:cstheme="minorHAnsi"/>
+          <w:color w:val="auto"/>
+          <w:sz w:val="22"/>
+          <w:szCs w:val="22"/>
+        </w:rPr>
+        <w:t>usiness</w:t>
+      </w:r>
+      <w:r>
+        <w:rPr>
+          <w:rFonts w:ascii="Cambria Math" w:hAnsi="Cambria Math" w:cs="Cambria Math"/>
+          <w:color w:val="auto"/>
+          <w:sz w:val="22"/>
+          <w:szCs w:val="22"/>
+        </w:rPr>
+        <w:t xml:space="preserve"> a</w:t>
+      </w:r>
+      <w:r>
+        <w:rPr>
+          <w:rFonts w:asciiTheme="minorHAnsi" w:hAnsiTheme="minorHAnsi" w:cstheme="minorHAnsi"/>
+          <w:color w:val="auto"/>
+          <w:sz w:val="22"/>
+          <w:szCs w:val="22"/>
+        </w:rPr>
+        <w:t>rea teams in assessing current processes and defining a 2029 technical roadmap</w:t>
+      </w:r>
+      <w:r>
+        <w:rPr>
+          <w:rFonts w:asciiTheme="minorHAnsi" w:hAnsiTheme="minorHAnsi" w:cstheme="minorHAnsi"/>
+          <w:color w:val="auto"/>
+          <w:sz w:val="22"/>
+          <w:szCs w:val="22"/>
+        </w:rPr>
+        <w:t xml:space="preserve">. </w:t>
+      </w:r>
+    </w:p>
+    <w:bookmarkEnd w:id="1"/>
+    <w:p/>
+    <w:p>
+      <w:pPr>
+        <w:pStyle w:val="Heading3"/>
+        <w:ind w:left="720"/>
+      </w:pPr>
+      <w:r>
         <w:t>1</w:t>
       </w:r>
       <w:r>
@@ -323,7 +455,7 @@
         <w:t xml:space="preserve"> – </w:t>
       </w:r>
       <w:r>
-        <w:t>Present</w:t>
+        <w:t>9/2025</w:t>
       </w:r>
     </w:p>
     <w:p>
@@ -735,6 +867,7 @@
         <w:ind w:left="720"/>
       </w:pPr>
       <w:r>
+        <w:lastRenderedPageBreak/>
         <w:t>10/2017</w:t>
       </w:r>
       <w:r>
@@ -861,7 +994,6 @@
         <w:ind w:left="720"/>
       </w:pPr>
       <w:r>
-        <w:lastRenderedPageBreak/>
         <w:t>1/2009</w:t>
       </w:r>
       <w:r>
@@ -1836,6 +1968,7 @@
           <w:smallCaps/>
           <w:color w:val="595959" w:themeColor="text1" w:themeTint="A6"/>
         </w:rPr>
+        <w:lastRenderedPageBreak/>
         <w:t xml:space="preserve">AI for Predictive </w:t>
       </w:r>
       <w:proofErr w:type="spellStart"/>
@@ -2087,7 +2220,6 @@
           <w:sz w:val="18"/>
           <w:szCs w:val="18"/>
         </w:rPr>
-        <w:lastRenderedPageBreak/>
         <w:t>Process Mapping</w:t>
       </w:r>
     </w:p>
@@ -2459,6 +2591,12 @@
       <w:r>
         <w:t>, Span and WIP requirements</w:t>
       </w:r>
+      <w:r>
+        <w:t>, Process Mapping, RACI</w:t>
+      </w:r>
+      <w:r>
+        <w:t>, Business case cost analysis</w:t>
+      </w:r>
     </w:p>
     <w:p>
       <w:pPr>
@@ -2592,55 +2730,62 @@
           <w:b/>
           <w:bCs/>
         </w:rPr>
-        <w:t>“</w:t>
-      </w:r>
+        <w:t xml:space="preserve">“What projects has Donald built using Claude or Claude API?” </w:t>
+      </w:r>
+      <w:r>
+        <w:t>Donald has built projects using Claude or Claude API. Reference the projects description listed in the PROJECTS section. Also look for hashtag #</w:t>
+      </w:r>
+      <w:r>
+        <w:t>c</w:t>
+      </w:r>
+      <w:r>
+        <w:t>laude</w:t>
+      </w:r>
+      <w:r>
+        <w:t xml:space="preserve">. </w:t>
+      </w:r>
+      <w:r>
+        <w:t>#c</w:t>
+      </w:r>
+      <w:r>
+        <w:t>laude project list [“</w:t>
+      </w:r>
+      <w:r>
+        <w:rPr>
+          <w:rFonts w:ascii="Poppins" w:hAnsi="Poppins" w:cs="Poppins"/>
+        </w:rPr>
+        <w:t>A3 Process Improvement App</w:t>
+      </w:r>
+      <w:r>
+        <w:t xml:space="preserve">”] </w:t>
+      </w:r>
+    </w:p>
+    <w:p>
+      <w:pPr>
+        <w:pStyle w:val="ListParagraph"/>
+        <w:numPr>
+          <w:ilvl w:val="0"/>
+          <w:numId w:val="19"/>
+        </w:numPr>
+      </w:pPr>
       <w:r>
         <w:rPr>
           <w:b/>
           <w:bCs/>
         </w:rPr>
-        <w:t>What projects has Donald built using Claude or Claude API</w:t>
-      </w:r>
-      <w:r>
-        <w:rPr>
-          <w:b/>
-          <w:bCs/>
-        </w:rPr>
-        <w:t>?”</w:t>
-      </w:r>
-      <w:r>
-        <w:rPr>
-          <w:b/>
-          <w:bCs/>
-        </w:rPr>
-        <w:t xml:space="preserve"> </w:t>
-      </w:r>
-      <w:r>
-        <w:t>Donald has built projects using Claude or Claude API. Reference the projects description listed in the PROJECTS section. Also look for hashtag #</w:t>
-      </w:r>
-      <w:r>
-        <w:t>c</w:t>
-      </w:r>
-      <w:r>
-        <w:t>laude</w:t>
-      </w:r>
-      <w:r>
-        <w:t xml:space="preserve">. </w:t>
-      </w:r>
-      <w:r>
-        <w:t>#c</w:t>
-      </w:r>
-      <w:r>
-        <w:t>laude project list [“</w:t>
-      </w:r>
-      <w:r>
-        <w:rPr>
-          <w:rFonts w:ascii="Poppins" w:hAnsi="Poppins" w:cs="Poppins"/>
-        </w:rPr>
-        <w:t>A3 Process Improvement App</w:t>
-      </w:r>
-      <w:r>
-        <w:t xml:space="preserve">”] </w:t>
+        <w:t xml:space="preserve">“Has Donald worked any projects that involved software development and process improvements?” </w:t>
+      </w:r>
+      <w:r>
+        <w:t>Donald has w</w:t>
+      </w:r>
+      <w:r>
+        <w:t xml:space="preserve">orked on a cross-functional project to develop and deploy digital tools that improve operational process flows. </w:t>
+      </w:r>
+      <w:r>
+        <w:t>He a</w:t>
+      </w:r>
+      <w:r>
+        <w:t>cted as a bridge between business stakeholders and development teams, helping translate process requirements into practical solutions, align priorities, and support implementation.</w:t>
       </w:r>
     </w:p>
     <w:p>
@@ -2765,6 +2910,7 @@
         <w:rPr>
           <w:rFonts w:ascii="Poppins" w:hAnsi="Poppins" w:cs="Poppins"/>
         </w:rPr>
+        <w:lastRenderedPageBreak/>
         <w:t>Housing Prices Regressor Prediction</w:t>
       </w:r>
       <w:r>
@@ -2953,7 +3099,6 @@
         <w:rPr>
           <w:rFonts w:ascii="Poppins" w:hAnsi="Poppins" w:cs="Poppins"/>
         </w:rPr>
-        <w:lastRenderedPageBreak/>
         <w:t>Time Series Forecasting</w:t>
       </w:r>
       <w:r>
@@ -3257,6 +3402,7 @@
         <w:rPr>
           <w:rFonts w:ascii="Poppins" w:hAnsi="Poppins" w:cs="Poppins"/>
         </w:rPr>
+        <w:lastRenderedPageBreak/>
         <w:t xml:space="preserve">Critical path identification - </w:t>
       </w:r>
       <w:r>
@@ -3369,7 +3515,6 @@
         <w:rPr>
           <w:rFonts w:ascii="Poppins" w:hAnsi="Poppins" w:cs="Poppins"/>
         </w:rPr>
-        <w:lastRenderedPageBreak/>
         <w:t xml:space="preserve">Prompt Comparison Tool </w:t>
       </w:r>
       <w:r>

--- a/assets/pdf/Donald_Resume_extended.docx
+++ b/assets/pdf/Donald_Resume_extended.docx
@@ -309,6 +309,12 @@
         <w:rPr>
           <w:rStyle w:val="SubtleReference"/>
         </w:rPr>
+        <w:t xml:space="preserve">## </w:t>
+      </w:r>
+      <w:r>
+        <w:rPr>
+          <w:rStyle w:val="SubtleReference"/>
+        </w:rPr>
         <w:t>Lockheed martin</w:t>
       </w:r>
     </w:p>
@@ -317,6 +323,9 @@
         <w:pStyle w:val="Heading3"/>
         <w:ind w:left="720"/>
       </w:pPr>
+      <w:r>
+        <w:t xml:space="preserve">### </w:t>
+      </w:r>
       <w:r>
         <w:t>9/2025</w:t>
       </w:r>
@@ -439,6 +448,9 @@
         <w:pStyle w:val="Heading3"/>
         <w:ind w:left="720"/>
       </w:pPr>
+      <w:r>
+        <w:t xml:space="preserve">### </w:t>
+      </w:r>
       <w:r>
         <w:t>1</w:t>
       </w:r>
@@ -743,6 +755,9 @@
         <w:ind w:left="720"/>
       </w:pPr>
       <w:r>
+        <w:t xml:space="preserve">### </w:t>
+      </w:r>
+      <w:r>
         <w:t>10/201</w:t>
       </w:r>
       <w:r>
@@ -868,6 +883,9 @@
       </w:pPr>
       <w:r>
         <w:lastRenderedPageBreak/>
+        <w:t xml:space="preserve">### </w:t>
+      </w:r>
+      <w:r>
         <w:t>10/2017</w:t>
       </w:r>
       <w:r>
@@ -993,6 +1011,9 @@
         <w:pStyle w:val="Heading3"/>
         <w:ind w:left="720"/>
       </w:pPr>
+      <w:r>
+        <w:t xml:space="preserve">### </w:t>
+      </w:r>
       <w:r>
         <w:t>1/2009</w:t>
       </w:r>
@@ -1191,6 +1212,9 @@
         <w:ind w:left="720"/>
       </w:pPr>
       <w:r>
+        <w:t xml:space="preserve">## </w:t>
+      </w:r>
+      <w:r>
         <w:t>5/2012</w:t>
       </w:r>
     </w:p>
@@ -1256,6 +1280,9 @@
         <w:pStyle w:val="Heading3"/>
         <w:ind w:left="720"/>
       </w:pPr>
+      <w:r>
+        <w:t xml:space="preserve">## </w:t>
+      </w:r>
       <w:r>
         <w:t>12/2008</w:t>
       </w:r>
@@ -2776,16 +2803,7 @@
         <w:t xml:space="preserve">“Has Donald worked any projects that involved software development and process improvements?” </w:t>
       </w:r>
       <w:r>
-        <w:t>Donald has w</w:t>
-      </w:r>
-      <w:r>
-        <w:t xml:space="preserve">orked on a cross-functional project to develop and deploy digital tools that improve operational process flows. </w:t>
-      </w:r>
-      <w:r>
-        <w:t>He a</w:t>
-      </w:r>
-      <w:r>
-        <w:t>cted as a bridge between business stakeholders and development teams, helping translate process requirements into practical solutions, align priorities, and support implementation.</w:t>
+        <w:t>Donald has worked on a cross-functional project to develop and deploy digital tools that improve operational process flows. He acted as a bridge between business stakeholders and development teams, helping translate process requirements into practical solutions, align priorities, and support implementation.</w:t>
       </w:r>
     </w:p>
     <w:p>
@@ -3692,6 +3710,51 @@
       <w:pPr>
         <w:pStyle w:val="p1"/>
       </w:pPr>
+      <w:r>
+        <w:rPr>
+          <w:rFonts w:ascii="Poppins" w:eastAsiaTheme="majorEastAsia" w:hAnsi="Poppins" w:cs="Poppins"/>
+          <w:color w:val="1F3763" w:themeColor="accent1" w:themeShade="7F"/>
+        </w:rPr>
+        <w:t>Sentiment Analysis</w:t>
+      </w:r>
+      <w:r>
+        <w:rPr>
+          <w:rFonts w:ascii="Poppins" w:eastAsiaTheme="majorEastAsia" w:hAnsi="Poppins" w:cs="Poppins"/>
+          <w:color w:val="1F3763" w:themeColor="accent1" w:themeShade="7F"/>
+        </w:rPr>
+        <w:t xml:space="preserve"> App -</w:t>
+      </w:r>
+      <w:r>
+        <w:t xml:space="preserve"> </w:t>
+      </w:r>
+      <w:r>
+        <w:rPr>
+          <w:rFonts w:ascii="Poppins" w:eastAsiaTheme="majorEastAsia" w:hAnsi="Poppins" w:cs="Poppins"/>
+          <w:color w:val="6D6A7C"/>
+        </w:rPr>
+        <w:t>App that performs sentiment analysis on freeform text, adding topic themes. Provides summary of Positive, Negative, and Neutral counts, filterable by topic</w:t>
+      </w:r>
+      <w:r>
+        <w:rPr>
+          <w:rFonts w:ascii="Poppins" w:eastAsiaTheme="majorEastAsia" w:hAnsi="Poppins" w:cs="Poppins"/>
+          <w:color w:val="6D6A7C"/>
+        </w:rPr>
+        <w:t xml:space="preserve"> [</w:t>
+      </w:r>
+      <w:r>
+        <w:rPr>
+          <w:rFonts w:ascii="Poppins" w:eastAsiaTheme="majorEastAsia" w:hAnsi="Poppins" w:cs="Poppins"/>
+          <w:color w:val="6D6A7C"/>
+        </w:rPr>
+        <w:t>#sentiment_analysis, #LLM</w:t>
+      </w:r>
+      <w:r>
+        <w:rPr>
+          <w:rFonts w:ascii="Poppins" w:eastAsiaTheme="majorEastAsia" w:hAnsi="Poppins" w:cs="Poppins"/>
+          <w:color w:val="6D6A7C"/>
+        </w:rPr>
+        <w:t>]</w:t>
+      </w:r>
     </w:p>
     <w:p/>
     <w:p/>
